--- a/book/教师指南/《数字见习生》教师指南.docx
+++ b/book/教师指南/《数字见习生》教师指南.docx
@@ -2,7 +2,7 @@
 <file path=word/document.xml><?xml version="1.0" encoding="utf-8"?>
 <w:document xmlns:w="http://schemas.openxmlformats.org/wordprocessingml/2006/main" xmlns:m="http://schemas.openxmlformats.org/officeDocument/2006/math" xmlns:r="http://schemas.openxmlformats.org/officeDocument/2006/relationships" xmlns:o="urn:schemas-microsoft-com:office:office" xmlns:v="urn:schemas-microsoft-com:vml" xmlns:w10="urn:schemas-microsoft-com:office:word" xmlns:a="http://schemas.openxmlformats.org/drawingml/2006/main" xmlns:pic="http://schemas.openxmlformats.org/drawingml/2006/picture" xmlns:wp="http://schemas.openxmlformats.org/drawingml/2006/wordprocessingDrawing">
   <w:body>
-    <w:bookmarkStart w:id="42" w:name="数字见习生教师指南"/>
+    <w:bookmarkStart w:id="41" w:name="数字见习生教师指南"/>
     <w:p>
       <w:pPr>
         <w:pStyle w:val="TOCHeading"/>
@@ -214,14 +214,6 @@
       </w:pPr>
       <w:r>
         <w:t>G-19　讨论题与辩论题清单（按篇取用）</w:t>
-      </w:r>
-    </w:p>
-    <w:p>
-      <w:pPr>
-        <w:pStyle w:val="TOC3"/>
-      </w:pPr>
-      <w:r>
-        <w:t>G-20　教师常见排障 FAQ</w:t>
       </w:r>
     </w:p>
     <w:p>
@@ -1361,7 +1353,7 @@
               <w:t xml:space="preserve">明确额度上限，把“尺寸是预算”（第</w:t>
             </w:r>
             <w:r>
-              <w:t xml:space="preserve"> 12 </w:t>
+              <w:t xml:space="preserve"> 8 </w:t>
             </w:r>
             <w:r>
               <w:rPr>
@@ -8522,7 +8514,7 @@
               <w:rPr>
                 <w:rFonts w:hint="eastAsia"/>
               </w:rPr>
-              <w:t xml:space="preserve">T-06/07：三处标记存活有记录，改进版交接单≥救回两处</w:t>
+              <w:t xml:space="preserve">T-06/07：三处标记存活有记录，改进版交接单至少救回一处</w:t>
             </w:r>
           </w:p>
         </w:tc>
@@ -8883,7 +8875,7 @@
         <w:rPr>
           <w:rFonts w:hint="eastAsia"/>
         </w:rPr>
-        <w:t xml:space="preserve">自由发挥”的车，再引导归因。你替他改好，他就永远学不会“手册是安全带不是保险柜”。</w:t>
+        <w:t xml:space="preserve">自由发挥”的车，再引导归因。你替他改好，他就永远学不会“手册是安全带，不是保险柜”。</w:t>
       </w:r>
       <w:r>
         <w:t xml:space="preserve"> 2.</w:t>
@@ -9145,7 +9137,7 @@
         <w:rPr>
           <w:rFonts w:hint="eastAsia"/>
         </w:rPr>
-        <w:t xml:space="preserve">深化路标（章末）作为“想深挖的人课外读”的指引，课内不展开。</w:t>
+        <w:t xml:space="preserve">延伸阅读（章末）作为“想深挖的人课外读”的指引，课内不展开。</w:t>
       </w:r>
       <w:r>
         <w:t xml:space="preserve"> 4. </w:t>
@@ -11081,7 +11073,7 @@
     </w:p>
     <w:bookmarkEnd w:id="31"/>
     <w:bookmarkEnd w:id="32"/>
-    <w:bookmarkStart w:id="37" w:name="第五部分-课堂活动库与答疑"/>
+    <w:bookmarkStart w:id="36" w:name="第五部分-课堂活动库与答疑"/>
     <w:p>
       <w:pPr>
         <w:pStyle w:val="Heading2"/>
@@ -11318,23 +11310,528 @@
         <w:t xml:space="preserve">检索总表核对是否漏掉关键现象；听众用一句话反馈“这个原理解释了我哪次翻车”。</w:t>
       </w:r>
     </w:p>
+    <w:p>
+      <w:pPr>
+        <w:pStyle w:val="BodyText"/>
+      </w:pPr>
+      <w:r>
+        <w:rPr>
+          <w:rFonts w:hint="eastAsia"/>
+          <w:b/>
+          <w:bCs/>
+        </w:rPr>
+        <w:t xml:space="preserve">模拟面试（v1.0.2</w:t>
+      </w:r>
+      <w:r>
+        <w:rPr>
+          <w:b/>
+          <w:bCs/>
+        </w:rPr>
+        <w:t xml:space="preserve"> </w:t>
+      </w:r>
+      <w:r>
+        <w:rPr>
+          <w:rFonts w:hint="eastAsia"/>
+          <w:b/>
+          <w:bCs/>
+        </w:rPr>
+        <w:t xml:space="preserve">新增，配附录</w:t>
+      </w:r>
+      <w:r>
+        <w:rPr>
+          <w:b/>
+          <w:bCs/>
+        </w:rPr>
+        <w:t xml:space="preserve"> </w:t>
+      </w:r>
+      <w:r>
+        <w:rPr>
+          <w:rFonts w:hint="eastAsia"/>
+          <w:b/>
+          <w:bCs/>
+        </w:rPr>
+        <w:t xml:space="preserve">G）</w:t>
+      </w:r>
+      <w:r>
+        <w:rPr>
+          <w:rFonts w:hint="eastAsia"/>
+        </w:rPr>
+        <w:t xml:space="preserve">：展评周或就业指导课用。学生两两互考附录</w:t>
+      </w:r>
+      <w:r>
+        <w:t xml:space="preserve"> </w:t>
+      </w:r>
+      <w:r>
+        <w:rPr>
+          <w:rFonts w:hint="eastAsia"/>
+        </w:rPr>
+        <w:t xml:space="preserve">G“面试十五问”：答题者用一句答案骨架＋自己的证据锚点作答（锚点必须来自本人六实验与毕业项目，即</w:t>
+      </w:r>
+      <w:r>
+        <w:t xml:space="preserve"> T-11 </w:t>
+      </w:r>
+      <w:r>
+        <w:rPr>
+          <w:rFonts w:hint="eastAsia"/>
+        </w:rPr>
+        <w:t xml:space="preserve">台账）；提问者按“三忌”挑刺——背数字者判负、说“AI</w:t>
+      </w:r>
+      <w:r>
+        <w:t xml:space="preserve"> </w:t>
+      </w:r>
+      <w:r>
+        <w:rPr>
+          <w:rFonts w:hint="eastAsia"/>
+        </w:rPr>
+        <w:t xml:space="preserve">不会犯这个错”者要求改口为“这个错我们有核验兜着”、用术语挡追问者要求回到比喻重讲。每人记下自己最弱的一问，回附录</w:t>
+      </w:r>
+      <w:r>
+        <w:t xml:space="preserve"> G </w:t>
+      </w:r>
+      <w:r>
+        <w:rPr>
+          <w:rFonts w:hint="eastAsia"/>
+        </w:rPr>
+        <w:t xml:space="preserve">复读对应词条。</w:t>
+      </w:r>
+      <w:r>
+        <w:t xml:space="preserve"> </w:t>
+      </w:r>
+      <w:r>
+        <w:t xml:space="preserve">### G-20　</w:t>
+      </w:r>
+      <w:r>
+        <w:rPr>
+          <w:rFonts w:hint="eastAsia"/>
+        </w:rPr>
+        <w:t xml:space="preserve">教师常见排障</w:t>
+      </w:r>
+      <w:r>
+        <w:t xml:space="preserve"> FAQ</w:t>
+      </w:r>
+    </w:p>
+    <w:p>
+      <w:pPr>
+        <w:pStyle w:val="BodyText"/>
+      </w:pPr>
+      <w:r>
+        <w:rPr>
+          <w:rFonts w:hint="eastAsia"/>
+          <w:b/>
+          <w:bCs/>
+        </w:rPr>
+        <w:t xml:space="preserve">Q1：学生没有设备/网络，怎么办？</w:t>
+      </w:r>
+      <w:r>
+        <w:t xml:space="preserve"> </w:t>
+      </w:r>
+      <w:r>
+        <w:rPr>
+          <w:rFonts w:hint="eastAsia"/>
+        </w:rPr>
+        <w:t xml:space="preserve">A：走“纸面替代版”（附录</w:t>
+      </w:r>
+      <w:r>
+        <w:t xml:space="preserve"> F </w:t>
+      </w:r>
+      <w:r>
+        <w:rPr>
+          <w:rFonts w:hint="eastAsia"/>
+        </w:rPr>
+        <w:t xml:space="preserve">§F-1）——用纸面填一页纸蓝图（T-10），用本章记录单推演“AI</w:t>
+      </w:r>
+      <w:r>
+        <w:t xml:space="preserve"> </w:t>
+      </w:r>
+      <w:r>
+        <w:rPr>
+          <w:rFonts w:hint="eastAsia"/>
+        </w:rPr>
+        <w:t xml:space="preserve">可能怎么答、哪些算翻车”，附一段真实产品对话截图佐证。</w:t>
+      </w:r>
+      <w:r>
+        <w:rPr>
+          <w:rFonts w:hint="eastAsia"/>
+          <w:b/>
+          <w:bCs/>
+        </w:rPr>
+        <w:t xml:space="preserve">验收标准不变：归因与推演都要能指到具体条款。</w:t>
+      </w:r>
+      <w:r>
+        <w:t xml:space="preserve"> </w:t>
+      </w:r>
+      <w:r>
+        <w:rPr>
+          <w:rFonts w:hint="eastAsia"/>
+        </w:rPr>
+        <w:t xml:space="preserve">这保证无设备条件下仍可完成考核（附录</w:t>
+      </w:r>
+      <w:r>
+        <w:t xml:space="preserve"> E §E-6 </w:t>
+      </w:r>
+      <w:r>
+        <w:rPr>
+          <w:rFonts w:hint="eastAsia"/>
+        </w:rPr>
+        <w:t xml:space="preserve">第</w:t>
+      </w:r>
+      <w:r>
+        <w:t xml:space="preserve"> 5 </w:t>
+      </w:r>
+      <w:r>
+        <w:rPr>
+          <w:rFonts w:hint="eastAsia"/>
+        </w:rPr>
+        <w:t xml:space="preserve">条）。</w:t>
+      </w:r>
+    </w:p>
+    <w:p>
+      <w:pPr>
+        <w:pStyle w:val="BodyText"/>
+      </w:pPr>
+      <w:r>
+        <w:rPr>
+          <w:rFonts w:hint="eastAsia"/>
+          <w:b/>
+          <w:bCs/>
+        </w:rPr>
+        <w:t xml:space="preserve">Q2：产品课堂上突然改版、界面变了，怎么救场？</w:t>
+      </w:r>
+      <w:r>
+        <w:t xml:space="preserve"> </w:t>
+      </w:r>
+      <w:r>
+        <w:rPr>
+          <w:rFonts w:hint="eastAsia"/>
+        </w:rPr>
+        <w:t xml:space="preserve">A：把“变化了什么、构件逻辑变没变”当作即兴讨论题。这正是“跟踪原理层、忽略产品层”（第</w:t>
+      </w:r>
+      <w:r>
+        <w:t xml:space="preserve"> 15 </w:t>
+      </w:r>
+      <w:r>
+        <w:rPr>
+          <w:rFonts w:hint="eastAsia"/>
+        </w:rPr>
+        <w:t xml:space="preserve">章</w:t>
+      </w:r>
+      <w:r>
+        <w:t xml:space="preserve"> </w:t>
+      </w:r>
+      <w:r>
+        <w:rPr>
+          <w:rFonts w:hint="eastAsia"/>
+        </w:rPr>
+        <w:t xml:space="preserve">§15.4）的现场教学——产品层天天变，构件逻辑（手册/资料/技能/子代理/工作流）稳定。以附录</w:t>
+      </w:r>
+      <w:r>
+        <w:t xml:space="preserve"> C </w:t>
+      </w:r>
+      <w:r>
+        <w:rPr>
+          <w:rFonts w:hint="eastAsia"/>
+        </w:rPr>
+        <w:t xml:space="preserve">时效声明为准。</w:t>
+      </w:r>
+    </w:p>
+    <w:p>
+      <w:pPr>
+        <w:pStyle w:val="BodyText"/>
+      </w:pPr>
+      <w:r>
+        <w:rPr>
+          <w:rFonts w:hint="eastAsia"/>
+          <w:b/>
+          <w:bCs/>
+        </w:rPr>
+        <w:t xml:space="preserve">Q3：学生的</w:t>
+      </w:r>
+      <w:r>
+        <w:rPr>
+          <w:b/>
+          <w:bCs/>
+        </w:rPr>
+        <w:t xml:space="preserve"> AI </w:t>
+      </w:r>
+      <w:r>
+        <w:rPr>
+          <w:rFonts w:hint="eastAsia"/>
+          <w:b/>
+          <w:bCs/>
+        </w:rPr>
+        <w:t xml:space="preserve">明显在编造（幻觉），课堂怎么处理？</w:t>
+      </w:r>
+      <w:r>
+        <w:t xml:space="preserve"> </w:t>
+      </w:r>
+      <w:r>
+        <w:rPr>
+          <w:rFonts w:hint="eastAsia"/>
+        </w:rPr>
+        <w:t xml:space="preserve">A：这是</w:t>
+      </w:r>
+      <w:r>
+        <w:rPr>
+          <w:rFonts w:hint="eastAsia"/>
+          <w:b/>
+          <w:bCs/>
+        </w:rPr>
+        <w:t xml:space="preserve">教学机会不是事故</w:t>
+      </w:r>
+      <w:r>
+        <w:rPr>
+          <w:rFonts w:hint="eastAsia"/>
+        </w:rPr>
+        <w:t xml:space="preserve">。让学生把编造的原话抄进记录单，归因到“资料室缺出处/手册缺兜底条款”，用第</w:t>
+      </w:r>
+      <w:r>
+        <w:t xml:space="preserve"> 3 </w:t>
+      </w:r>
+      <w:r>
+        <w:rPr>
+          <w:rFonts w:hint="eastAsia"/>
+        </w:rPr>
+        <w:t xml:space="preserve">章核验清单四问核验。把“AI</w:t>
+      </w:r>
+      <w:r>
+        <w:t xml:space="preserve"> </w:t>
+      </w:r>
+      <w:r>
+        <w:rPr>
+          <w:rFonts w:hint="eastAsia"/>
+        </w:rPr>
+        <w:t xml:space="preserve">输出是待核验的初稿”从口号变成一次亲手抓幻觉的经历。</w:t>
+      </w:r>
+    </w:p>
+    <w:p>
+      <w:pPr>
+        <w:pStyle w:val="BodyText"/>
+      </w:pPr>
+      <w:r>
+        <w:rPr>
+          <w:rFonts w:hint="eastAsia"/>
+          <w:b/>
+          <w:bCs/>
+        </w:rPr>
+        <w:t xml:space="preserve">Q4：课时不够，动手和理论砍哪个？</w:t>
+      </w:r>
+      <w:r>
+        <w:t xml:space="preserve"> </w:t>
+      </w:r>
+      <w:r>
+        <w:rPr>
+          <w:rFonts w:hint="eastAsia"/>
+        </w:rPr>
+        <w:t xml:space="preserve">A：</w:t>
+      </w:r>
+      <w:r>
+        <w:rPr>
+          <w:rFonts w:hint="eastAsia"/>
+          <w:b/>
+          <w:bCs/>
+        </w:rPr>
+        <w:t xml:space="preserve">砍理论，不砍动手</w:t>
+      </w:r>
+      <w:r>
+        <w:rPr>
+          <w:rFonts w:hint="eastAsia"/>
+        </w:rPr>
+        <w:t xml:space="preserve">（附录</w:t>
+      </w:r>
+      <w:r>
+        <w:t xml:space="preserve"> E §E-2 </w:t>
+      </w:r>
+      <w:r>
+        <w:rPr>
+          <w:rFonts w:hint="eastAsia"/>
+        </w:rPr>
+        <w:t xml:space="preserve">精简铁律）。理论章本就是“按需查的手册”，可让学生课外自学＋课内主讲；动手是能力形成的唯一途径，不能砍。</w:t>
+      </w:r>
+    </w:p>
+    <w:p>
+      <w:pPr>
+        <w:pStyle w:val="BodyText"/>
+      </w:pPr>
+      <w:r>
+        <w:rPr>
+          <w:rFonts w:hint="eastAsia"/>
+          <w:b/>
+          <w:bCs/>
+        </w:rPr>
+        <w:t xml:space="preserve">Q5：学生只让</w:t>
+      </w:r>
+      <w:r>
+        <w:rPr>
+          <w:b/>
+          <w:bCs/>
+        </w:rPr>
+        <w:t xml:space="preserve"> AI </w:t>
+      </w:r>
+      <w:r>
+        <w:rPr>
+          <w:rFonts w:hint="eastAsia"/>
+          <w:b/>
+          <w:bCs/>
+        </w:rPr>
+        <w:t xml:space="preserve">出漂亮结果、不肯记录翻车，怎么破？</w:t>
+      </w:r>
+      <w:r>
+        <w:t xml:space="preserve"> </w:t>
+      </w:r>
+      <w:r>
+        <w:rPr>
+          <w:rFonts w:hint="eastAsia"/>
+        </w:rPr>
+        <w:t xml:space="preserve">A：调整你的评分信号（G-16）。当学生发现“翻车两次但归因清晰”得分高于“测试全过但说不清”，他们就会主动记录翻车。</w:t>
+      </w:r>
+      <w:r>
+        <w:rPr>
+          <w:rFonts w:hint="eastAsia"/>
+          <w:b/>
+          <w:bCs/>
+        </w:rPr>
+        <w:t xml:space="preserve">问题通常不在学生，在评分导向。</w:t>
+      </w:r>
+    </w:p>
+    <w:p>
+      <w:pPr>
+        <w:pStyle w:val="BodyText"/>
+      </w:pPr>
+      <w:r>
+        <w:rPr>
+          <w:rFonts w:hint="eastAsia"/>
+          <w:b/>
+          <w:bCs/>
+        </w:rPr>
+        <w:t xml:space="preserve">Q6：有学生互相抄袭记录单，怎么办？</w:t>
+      </w:r>
+      <w:r>
+        <w:t xml:space="preserve"> </w:t>
+      </w:r>
+      <w:r>
+        <w:rPr>
+          <w:rFonts w:hint="eastAsia"/>
+        </w:rPr>
+        <w:t xml:space="preserve">A：用</w:t>
+      </w:r>
+      <w:r>
+        <w:t xml:space="preserve"> G-18 </w:t>
+      </w:r>
+      <w:r>
+        <w:rPr>
+          <w:rFonts w:hint="eastAsia"/>
+        </w:rPr>
+        <w:t xml:space="preserve">的核查动作——要求当场复现引用的</w:t>
+      </w:r>
+      <w:r>
+        <w:t xml:space="preserve"> AI </w:t>
+      </w:r>
+      <w:r>
+        <w:rPr>
+          <w:rFonts w:hint="eastAsia"/>
+        </w:rPr>
+        <w:t xml:space="preserve">原话、追问归因链四环（翻车→归因→改了什么→复测）。抄来的记录答不出后两环。同时强调：本课程奖励诚实的失败，抄一份“漂亮记录”反而更容易露馅。</w:t>
+      </w:r>
+    </w:p>
+    <w:p>
+      <w:pPr>
+        <w:pStyle w:val="BodyText"/>
+      </w:pPr>
+      <w:r>
+        <w:rPr>
+          <w:rFonts w:hint="eastAsia"/>
+          <w:b/>
+          <w:bCs/>
+        </w:rPr>
+        <w:t xml:space="preserve">Q7：院系或家长质疑“这门课就是教学生用</w:t>
+      </w:r>
+      <w:r>
+        <w:rPr>
+          <w:b/>
+          <w:bCs/>
+        </w:rPr>
+        <w:t xml:space="preserve"> AI </w:t>
+      </w:r>
+      <w:r>
+        <w:rPr>
+          <w:rFonts w:hint="eastAsia"/>
+          <w:b/>
+          <w:bCs/>
+        </w:rPr>
+        <w:t xml:space="preserve">作弊”，怎么回应？</w:t>
+      </w:r>
+      <w:r>
+        <w:t xml:space="preserve"> </w:t>
+      </w:r>
+      <w:r>
+        <w:rPr>
+          <w:rFonts w:hint="eastAsia"/>
+        </w:rPr>
+        <w:t xml:space="preserve">A：出示课程</w:t>
+      </w:r>
+      <w:r>
+        <w:t xml:space="preserve"> AI </w:t>
+      </w:r>
+      <w:r>
+        <w:rPr>
+          <w:rFonts w:hint="eastAsia"/>
+        </w:rPr>
+        <w:t xml:space="preserve">使用政策（TG-B）与学术四底线（第</w:t>
+      </w:r>
+      <w:r>
+        <w:t xml:space="preserve"> 14 </w:t>
+      </w:r>
+      <w:r>
+        <w:rPr>
+          <w:rFonts w:hint="eastAsia"/>
+        </w:rPr>
+        <w:t xml:space="preserve">章</w:t>
+      </w:r>
+      <w:r>
+        <w:t xml:space="preserve"> </w:t>
+      </w:r>
+      <w:r>
+        <w:rPr>
+          <w:rFonts w:hint="eastAsia"/>
+        </w:rPr>
+        <w:t xml:space="preserve">§14.6）——本课程恰恰是</w:t>
+      </w:r>
+      <w:r>
+        <w:rPr>
+          <w:rFonts w:hint="eastAsia"/>
+          <w:b/>
+          <w:bCs/>
+        </w:rPr>
+        <w:t xml:space="preserve">教学生负责任地、可披露地、可核验地使用</w:t>
+      </w:r>
+      <w:r>
+        <w:rPr>
+          <w:b/>
+          <w:bCs/>
+        </w:rPr>
+        <w:t xml:space="preserve"> AI</w:t>
+      </w:r>
+      <w:r>
+        <w:rPr>
+          <w:rFonts w:hint="eastAsia"/>
+        </w:rPr>
+        <w:t xml:space="preserve">，并把“归因、反思、核验签字”划为必须本人完成的红线。这门课教的是判断力与制度设计，不是代写。</w:t>
+      </w:r>
+    </w:p>
     <w:bookmarkEnd w:id="33"/>
-    <w:bookmarkStart w:id="34" w:name="g-20-教师常见排障-faq"/>
+    <w:bookmarkStart w:id="34" w:name="g-21-教师自查清单"/>
     <w:p>
       <w:pPr>
         <w:pStyle w:val="Heading3"/>
       </w:pPr>
       <w:r>
-        <w:t xml:space="preserve">G-20　</w:t>
-      </w:r>
-      <w:r>
-        <w:rPr>
-          <w:rFonts w:hint="eastAsia"/>
-        </w:rPr>
-        <w:t xml:space="preserve">教师常见排障</w:t>
-      </w:r>
-      <w:r>
-        <w:t xml:space="preserve"> FAQ</w:t>
+        <w:t xml:space="preserve">G-21　</w:t>
+      </w:r>
+      <w:r>
+        <w:rPr>
+          <w:rFonts w:hint="eastAsia"/>
+        </w:rPr>
+        <w:t xml:space="preserve">教师自查清单</w:t>
       </w:r>
     </w:p>
     <w:p>
@@ -11347,69 +11844,85 @@
           <w:b/>
           <w:bCs/>
         </w:rPr>
-        <w:t xml:space="preserve">Q1：学生没有设备/网络，怎么办？</w:t>
-      </w:r>
-      <w:r>
-        <w:t xml:space="preserve"> </w:t>
-      </w:r>
-      <w:r>
-        <w:rPr>
-          <w:rFonts w:hint="eastAsia"/>
-        </w:rPr>
-        <w:t xml:space="preserve">A：走“纸面替代版”（附录</w:t>
-      </w:r>
-      <w:r>
-        <w:t xml:space="preserve"> F </w:t>
-      </w:r>
-      <w:r>
-        <w:rPr>
-          <w:rFonts w:hint="eastAsia"/>
-        </w:rPr>
-        <w:t xml:space="preserve">§F-1）——用纸面填一页纸蓝图（T-10），用本章记录单推演“AI</w:t>
-      </w:r>
-      <w:r>
-        <w:t xml:space="preserve"> </w:t>
-      </w:r>
-      <w:r>
-        <w:rPr>
-          <w:rFonts w:hint="eastAsia"/>
-        </w:rPr>
-        <w:t xml:space="preserve">可能怎么答、哪些算翻车”，附一段真实产品对话截图佐证。</w:t>
-      </w:r>
-      <w:r>
-        <w:rPr>
-          <w:rFonts w:hint="eastAsia"/>
-          <w:b/>
-          <w:bCs/>
-        </w:rPr>
-        <w:t xml:space="preserve">验收标准不变：归因与推演都要能指到具体条款。</w:t>
-      </w:r>
-      <w:r>
-        <w:t xml:space="preserve"> </w:t>
-      </w:r>
-      <w:r>
-        <w:rPr>
-          <w:rFonts w:hint="eastAsia"/>
-        </w:rPr>
-        <w:t xml:space="preserve">这保证无设备条件下仍可完成考核（附录</w:t>
-      </w:r>
-      <w:r>
-        <w:t xml:space="preserve"> E §E-6 </w:t>
-      </w:r>
-      <w:r>
-        <w:rPr>
-          <w:rFonts w:hint="eastAsia"/>
-        </w:rPr>
-        <w:t xml:space="preserve">第</w:t>
-      </w:r>
-      <w:r>
-        <w:t xml:space="preserve"> 5 </w:t>
-      </w:r>
-      <w:r>
-        <w:rPr>
-          <w:rFonts w:hint="eastAsia"/>
-        </w:rPr>
-        <w:t xml:space="preserve">条）。</w:t>
+        <w:t xml:space="preserve">开课前（打钩）</w:t>
+      </w:r>
+      <w:r>
+        <w:rPr>
+          <w:rFonts w:hint="eastAsia"/>
+        </w:rPr>
+        <w:t xml:space="preserve">：</w:t>
+      </w:r>
+      <w:r>
+        <w:t xml:space="preserve"> - [ ] </w:t>
+      </w:r>
+      <w:r>
+        <w:rPr>
+          <w:rFonts w:hint="eastAsia"/>
+        </w:rPr>
+        <w:t xml:space="preserve">已读完第二部分</w:t>
+      </w:r>
+      <w:r>
+        <w:t xml:space="preserve"> Markdown </w:t>
+      </w:r>
+      <w:r>
+        <w:rPr>
+          <w:rFonts w:hint="eastAsia"/>
+        </w:rPr>
+        <w:t xml:space="preserve">入门，能当堂示范九记号</w:t>
+      </w:r>
+      <w:r>
+        <w:t xml:space="preserve"> - [ ] </w:t>
+      </w:r>
+      <w:r>
+        <w:rPr>
+          <w:rFonts w:hint="eastAsia"/>
+        </w:rPr>
+        <w:t xml:space="preserve">已选定全班统一工作台（A/B</w:t>
+      </w:r>
+      <w:r>
+        <w:t xml:space="preserve"> </w:t>
+      </w:r>
+      <w:r>
+        <w:rPr>
+          <w:rFonts w:hint="eastAsia"/>
+        </w:rPr>
+        <w:t xml:space="preserve">线）并完成联通性测试</w:t>
+      </w:r>
+      <w:r>
+        <w:t xml:space="preserve"> - [ ] </w:t>
+      </w:r>
+      <w:r>
+        <w:rPr>
+          <w:rFonts w:hint="eastAsia"/>
+        </w:rPr>
+        <w:t xml:space="preserve">环境与账号清单（G-3）六项已确认</w:t>
+      </w:r>
+      <w:r>
+        <w:t xml:space="preserve"> - [ ] </w:t>
+      </w:r>
+      <w:r>
+        <w:rPr>
+          <w:rFonts w:hint="eastAsia"/>
+        </w:rPr>
+        <w:t xml:space="preserve">课程</w:t>
+      </w:r>
+      <w:r>
+        <w:t xml:space="preserve"> AI </w:t>
+      </w:r>
+      <w:r>
+        <w:rPr>
+          <w:rFonts w:hint="eastAsia"/>
+        </w:rPr>
+        <w:t xml:space="preserve">使用政策（TG-B）已改写完成，准备第一周发布</w:t>
+      </w:r>
+      <w:r>
+        <w:t xml:space="preserve"> - [ ] </w:t>
+      </w:r>
+      <w:r>
+        <w:rPr>
+          <w:rFonts w:hint="eastAsia"/>
+        </w:rPr>
+        <w:t xml:space="preserve">安全带三条、评分导向（G-16）已准备当堂宣读的原文</w:t>
       </w:r>
     </w:p>
     <w:p>
@@ -11422,43 +11935,58 @@
           <w:b/>
           <w:bCs/>
         </w:rPr>
-        <w:t xml:space="preserve">Q2：产品课堂上突然改版、界面变了，怎么救场？</w:t>
-      </w:r>
-      <w:r>
-        <w:t xml:space="preserve"> </w:t>
-      </w:r>
-      <w:r>
-        <w:rPr>
-          <w:rFonts w:hint="eastAsia"/>
-        </w:rPr>
-        <w:t xml:space="preserve">A：把“变化了什么、构件逻辑变没变”当作即兴讨论题。这正是“跟踪原理层、忽略产品层”（第</w:t>
-      </w:r>
-      <w:r>
-        <w:t xml:space="preserve"> 15 </w:t>
-      </w:r>
-      <w:r>
-        <w:rPr>
-          <w:rFonts w:hint="eastAsia"/>
-        </w:rPr>
-        <w:t xml:space="preserve">章</w:t>
-      </w:r>
-      <w:r>
-        <w:t xml:space="preserve"> </w:t>
-      </w:r>
-      <w:r>
-        <w:rPr>
-          <w:rFonts w:hint="eastAsia"/>
-        </w:rPr>
-        <w:t xml:space="preserve">§15.4）的现场教学——产品层天天变，构件逻辑（手册/资料/技能/子代理/工作流）稳定。以附录</w:t>
-      </w:r>
-      <w:r>
-        <w:t xml:space="preserve"> C </w:t>
-      </w:r>
-      <w:r>
-        <w:rPr>
-          <w:rFonts w:hint="eastAsia"/>
-        </w:rPr>
-        <w:t xml:space="preserve">时效声明为准。</w:t>
+        <w:t xml:space="preserve">每章课后（打钩）</w:t>
+      </w:r>
+      <w:r>
+        <w:rPr>
+          <w:rFonts w:hint="eastAsia"/>
+        </w:rPr>
+        <w:t xml:space="preserve">：</w:t>
+      </w:r>
+      <w:r>
+        <w:t xml:space="preserve"> - [ ] </w:t>
+      </w:r>
+      <w:r>
+        <w:rPr>
+          <w:rFonts w:hint="eastAsia"/>
+        </w:rPr>
+        <w:t xml:space="preserve">本章翻车复盘用的是上一实验的真实记录，不是编的例子</w:t>
+      </w:r>
+      <w:r>
+        <w:t xml:space="preserve"> - [ ] </w:t>
+      </w:r>
+      <w:r>
+        <w:rPr>
+          <w:rFonts w:hint="eastAsia"/>
+        </w:rPr>
+        <w:t xml:space="preserve">教师示范是当堂真做，不是只放幻灯片</w:t>
+      </w:r>
+      <w:r>
+        <w:t xml:space="preserve"> - [ ] </w:t>
+      </w:r>
+      <w:r>
+        <w:rPr>
+          <w:rFonts w:hint="eastAsia"/>
+        </w:rPr>
+        <w:t xml:space="preserve">已提醒学生用</w:t>
+      </w:r>
+      <w:r>
+        <w:t xml:space="preserve"> Markdown </w:t>
+      </w:r>
+      <w:r>
+        <w:rPr>
+          <w:rFonts w:hint="eastAsia"/>
+        </w:rPr>
+        <w:t xml:space="preserve">提交记录单（TG-M2）</w:t>
+      </w:r>
+      <w:r>
+        <w:t xml:space="preserve"> - [ ] </w:t>
+      </w:r>
+      <w:r>
+        <w:rPr>
+          <w:rFonts w:hint="eastAsia"/>
+        </w:rPr>
+        <w:t xml:space="preserve">验收要求学生“指到记录单某一行”，未放过“感觉差不多”</w:t>
       </w:r>
     </w:p>
     <w:p>
@@ -11471,526 +11999,71 @@
           <w:b/>
           <w:bCs/>
         </w:rPr>
-        <w:t xml:space="preserve">Q3：学生的</w:t>
-      </w:r>
-      <w:r>
-        <w:rPr>
-          <w:b/>
-          <w:bCs/>
-        </w:rPr>
+        <w:t xml:space="preserve">期末（打钩）</w:t>
+      </w:r>
+      <w:r>
+        <w:rPr>
+          <w:rFonts w:hint="eastAsia"/>
+        </w:rPr>
+        <w:t xml:space="preserve">：</w:t>
+      </w:r>
+      <w:r>
+        <w:t xml:space="preserve"> - [ ] </w:t>
+      </w:r>
+      <w:r>
+        <w:rPr>
+          <w:rFonts w:hint="eastAsia"/>
+        </w:rPr>
+        <w:t xml:space="preserve">展评答辩每人被追问了“蓝图三问”</w:t>
+      </w:r>
+      <w:r>
+        <w:t xml:space="preserve"> - [ ] </w:t>
+      </w:r>
+      <w:r>
+        <w:rPr>
+          <w:rFonts w:hint="eastAsia"/>
+        </w:rPr>
+        <w:t xml:space="preserve">评分按</w:t>
+      </w:r>
+      <w:r>
+        <w:t xml:space="preserve"> G-15 rubric </w:t>
+      </w:r>
+      <w:r>
+        <w:rPr>
+          <w:rFonts w:hint="eastAsia"/>
+        </w:rPr>
+        <w:t xml:space="preserve">四档执行，未下意识偏向“漂亮产出”</w:t>
+      </w:r>
+      <w:r>
+        <w:t xml:space="preserve"> - [ ] </w:t>
+      </w:r>
+      <w:r>
+        <w:rPr>
+          <w:rFonts w:hint="eastAsia"/>
+        </w:rPr>
+        <w:t xml:space="preserve">疑似</w:t>
+      </w:r>
+      <w:r>
         <w:t xml:space="preserve"> AI </w:t>
       </w:r>
       <w:r>
         <w:rPr>
           <w:rFonts w:hint="eastAsia"/>
-          <w:b/>
-          <w:bCs/>
-        </w:rPr>
-        <w:t xml:space="preserve">明显在编造（幻觉），课堂怎么处理？</w:t>
-      </w:r>
-      <w:r>
-        <w:t xml:space="preserve"> </w:t>
-      </w:r>
-      <w:r>
-        <w:rPr>
-          <w:rFonts w:hint="eastAsia"/>
-        </w:rPr>
-        <w:t xml:space="preserve">A：这是</w:t>
-      </w:r>
-      <w:r>
-        <w:rPr>
-          <w:rFonts w:hint="eastAsia"/>
-          <w:b/>
-          <w:bCs/>
-        </w:rPr>
-        <w:t xml:space="preserve">教学机会不是事故</w:t>
-      </w:r>
-      <w:r>
-        <w:rPr>
-          <w:rFonts w:hint="eastAsia"/>
-        </w:rPr>
-        <w:t xml:space="preserve">。让学生把编造的原话抄进记录单，归因到“资料室缺出处/手册缺兜底条款”，用第</w:t>
-      </w:r>
-      <w:r>
-        <w:t xml:space="preserve"> 3 </w:t>
-      </w:r>
-      <w:r>
-        <w:rPr>
-          <w:rFonts w:hint="eastAsia"/>
-        </w:rPr>
-        <w:t xml:space="preserve">章核验清单四问核验。把“AI</w:t>
-      </w:r>
-      <w:r>
-        <w:t xml:space="preserve"> </w:t>
-      </w:r>
-      <w:r>
-        <w:rPr>
-          <w:rFonts w:hint="eastAsia"/>
-        </w:rPr>
-        <w:t xml:space="preserve">输出是待核验的初稿”从口号变成一次亲手抓幻觉的经历。</w:t>
-      </w:r>
-    </w:p>
-    <w:p>
-      <w:pPr>
-        <w:pStyle w:val="BodyText"/>
-      </w:pPr>
-      <w:r>
-        <w:rPr>
-          <w:rFonts w:hint="eastAsia"/>
-          <w:b/>
-          <w:bCs/>
-        </w:rPr>
-        <w:t xml:space="preserve">Q4：课时不够，动手和理论砍哪个？</w:t>
-      </w:r>
-      <w:r>
-        <w:t xml:space="preserve"> </w:t>
-      </w:r>
-      <w:r>
-        <w:rPr>
-          <w:rFonts w:hint="eastAsia"/>
-        </w:rPr>
-        <w:t xml:space="preserve">A：</w:t>
-      </w:r>
-      <w:r>
-        <w:rPr>
-          <w:rFonts w:hint="eastAsia"/>
-          <w:b/>
-          <w:bCs/>
-        </w:rPr>
-        <w:t xml:space="preserve">砍理论，不砍动手</w:t>
-      </w:r>
-      <w:r>
-        <w:rPr>
-          <w:rFonts w:hint="eastAsia"/>
-        </w:rPr>
-        <w:t xml:space="preserve">（附录</w:t>
-      </w:r>
-      <w:r>
-        <w:t xml:space="preserve"> E §E-2 </w:t>
-      </w:r>
-      <w:r>
-        <w:rPr>
-          <w:rFonts w:hint="eastAsia"/>
-        </w:rPr>
-        <w:t xml:space="preserve">精简铁律）。理论章本就是“按需查的手册”，可让学生课外自学＋课内主讲；动手是能力形成的唯一途径，不能砍。</w:t>
-      </w:r>
-    </w:p>
-    <w:p>
-      <w:pPr>
-        <w:pStyle w:val="BodyText"/>
-      </w:pPr>
-      <w:r>
-        <w:rPr>
-          <w:rFonts w:hint="eastAsia"/>
-          <w:b/>
-          <w:bCs/>
-        </w:rPr>
-        <w:t xml:space="preserve">Q5：学生只让</w:t>
-      </w:r>
-      <w:r>
-        <w:rPr>
-          <w:b/>
-          <w:bCs/>
-        </w:rPr>
-        <w:t xml:space="preserve"> AI </w:t>
-      </w:r>
-      <w:r>
-        <w:rPr>
-          <w:rFonts w:hint="eastAsia"/>
-          <w:b/>
-          <w:bCs/>
-        </w:rPr>
-        <w:t xml:space="preserve">出漂亮结果、不肯记录翻车，怎么破？</w:t>
-      </w:r>
-      <w:r>
-        <w:t xml:space="preserve"> </w:t>
-      </w:r>
-      <w:r>
-        <w:rPr>
-          <w:rFonts w:hint="eastAsia"/>
-        </w:rPr>
-        <w:t xml:space="preserve">A：调整你的评分信号（G-16）。当学生发现“翻车两次但归因清晰”得分高于“测试全过但说不清”，他们就会主动记录翻车。</w:t>
-      </w:r>
-      <w:r>
-        <w:rPr>
-          <w:rFonts w:hint="eastAsia"/>
-          <w:b/>
-          <w:bCs/>
-        </w:rPr>
-        <w:t xml:space="preserve">问题通常不在学生，在评分导向。</w:t>
-      </w:r>
-    </w:p>
-    <w:p>
-      <w:pPr>
-        <w:pStyle w:val="BodyText"/>
-      </w:pPr>
-      <w:r>
-        <w:rPr>
-          <w:rFonts w:hint="eastAsia"/>
-          <w:b/>
-          <w:bCs/>
-        </w:rPr>
-        <w:t xml:space="preserve">Q6：有学生互相抄袭记录单，怎么办？</w:t>
-      </w:r>
-      <w:r>
-        <w:t xml:space="preserve"> </w:t>
-      </w:r>
-      <w:r>
-        <w:rPr>
-          <w:rFonts w:hint="eastAsia"/>
-        </w:rPr>
-        <w:t xml:space="preserve">A：用</w:t>
-      </w:r>
-      <w:r>
-        <w:t xml:space="preserve"> G-18 </w:t>
-      </w:r>
-      <w:r>
-        <w:rPr>
-          <w:rFonts w:hint="eastAsia"/>
-        </w:rPr>
-        <w:t xml:space="preserve">的核查动作——要求当场复现引用的</w:t>
-      </w:r>
-      <w:r>
-        <w:t xml:space="preserve"> AI </w:t>
-      </w:r>
-      <w:r>
-        <w:rPr>
-          <w:rFonts w:hint="eastAsia"/>
-        </w:rPr>
-        <w:t xml:space="preserve">原话、追问归因链四环（翻车→归因→改了什么→复测）。抄来的记录答不出后两环。同时强调：本课程奖励诚实的失败，抄一份“漂亮记录”反而更容易露馅。</w:t>
-      </w:r>
-    </w:p>
-    <w:p>
-      <w:pPr>
-        <w:pStyle w:val="BodyText"/>
-      </w:pPr>
-      <w:r>
-        <w:rPr>
-          <w:rFonts w:hint="eastAsia"/>
-          <w:b/>
-          <w:bCs/>
-        </w:rPr>
-        <w:t xml:space="preserve">Q7：院系或家长质疑“这门课就是教学生用</w:t>
-      </w:r>
-      <w:r>
-        <w:rPr>
-          <w:b/>
-          <w:bCs/>
-        </w:rPr>
-        <w:t xml:space="preserve"> AI </w:t>
-      </w:r>
-      <w:r>
-        <w:rPr>
-          <w:rFonts w:hint="eastAsia"/>
-          <w:b/>
-          <w:bCs/>
-        </w:rPr>
-        <w:t xml:space="preserve">作弊”，怎么回应？</w:t>
-      </w:r>
-      <w:r>
-        <w:t xml:space="preserve"> </w:t>
-      </w:r>
-      <w:r>
-        <w:rPr>
-          <w:rFonts w:hint="eastAsia"/>
-        </w:rPr>
-        <w:t xml:space="preserve">A：出示课程</w:t>
-      </w:r>
-      <w:r>
-        <w:t xml:space="preserve"> AI </w:t>
-      </w:r>
-      <w:r>
-        <w:rPr>
-          <w:rFonts w:hint="eastAsia"/>
-        </w:rPr>
-        <w:t xml:space="preserve">使用政策（TG-B）与学术四底线（第</w:t>
-      </w:r>
-      <w:r>
-        <w:t xml:space="preserve"> 14 </w:t>
-      </w:r>
-      <w:r>
-        <w:rPr>
-          <w:rFonts w:hint="eastAsia"/>
-        </w:rPr>
-        <w:t xml:space="preserve">章</w:t>
-      </w:r>
-      <w:r>
-        <w:t xml:space="preserve"> </w:t>
-      </w:r>
-      <w:r>
-        <w:rPr>
-          <w:rFonts w:hint="eastAsia"/>
-        </w:rPr>
-        <w:t xml:space="preserve">§14.6）——本课程恰恰是</w:t>
-      </w:r>
-      <w:r>
-        <w:rPr>
-          <w:rFonts w:hint="eastAsia"/>
-          <w:b/>
-          <w:bCs/>
-        </w:rPr>
-        <w:t xml:space="preserve">教学生负责任地、可披露地、可核验地使用</w:t>
-      </w:r>
-      <w:r>
-        <w:rPr>
-          <w:b/>
-          <w:bCs/>
-        </w:rPr>
-        <w:t xml:space="preserve"> AI</w:t>
-      </w:r>
-      <w:r>
-        <w:rPr>
-          <w:rFonts w:hint="eastAsia"/>
-        </w:rPr>
-        <w:t xml:space="preserve">，并把“归因、反思、核验签字”划为必须本人完成的红线。这门课教的是判断力与制度设计，不是代写。</w:t>
+        </w:rPr>
+        <w:t xml:space="preserve">代写的，先请学生当场讲归因链，再按政策处理</w:t>
+      </w:r>
+      <w:r>
+        <w:t xml:space="preserve"> - [ ] </w:t>
+      </w:r>
+      <w:r>
+        <w:rPr>
+          <w:rFonts w:hint="eastAsia"/>
+        </w:rPr>
+        <w:t xml:space="preserve">已收集学生对“三段结构/翻转课堂”的反馈，供下轮改进</w:t>
       </w:r>
     </w:p>
     <w:bookmarkEnd w:id="34"/>
-    <w:bookmarkStart w:id="35" w:name="g-21-教师自查清单"/>
-    <w:p>
-      <w:pPr>
-        <w:pStyle w:val="Heading3"/>
-      </w:pPr>
-      <w:r>
-        <w:t xml:space="preserve">G-21　</w:t>
-      </w:r>
-      <w:r>
-        <w:rPr>
-          <w:rFonts w:hint="eastAsia"/>
-        </w:rPr>
-        <w:t xml:space="preserve">教师自查清单</w:t>
-      </w:r>
-    </w:p>
-    <w:p>
-      <w:pPr>
-        <w:pStyle w:val="FirstParagraph"/>
-      </w:pPr>
-      <w:r>
-        <w:rPr>
-          <w:rFonts w:hint="eastAsia"/>
-          <w:b/>
-          <w:bCs/>
-        </w:rPr>
-        <w:t xml:space="preserve">开课前（打钩）</w:t>
-      </w:r>
-      <w:r>
-        <w:rPr>
-          <w:rFonts w:hint="eastAsia"/>
-        </w:rPr>
-        <w:t xml:space="preserve">：</w:t>
-      </w:r>
-      <w:r>
-        <w:t xml:space="preserve"> - [ ] </w:t>
-      </w:r>
-      <w:r>
-        <w:rPr>
-          <w:rFonts w:hint="eastAsia"/>
-        </w:rPr>
-        <w:t xml:space="preserve">已读完第二部分</w:t>
-      </w:r>
-      <w:r>
-        <w:t xml:space="preserve"> Markdown </w:t>
-      </w:r>
-      <w:r>
-        <w:rPr>
-          <w:rFonts w:hint="eastAsia"/>
-        </w:rPr>
-        <w:t xml:space="preserve">入门，能当堂示范九记号</w:t>
-      </w:r>
-      <w:r>
-        <w:t xml:space="preserve"> - [ ] </w:t>
-      </w:r>
-      <w:r>
-        <w:rPr>
-          <w:rFonts w:hint="eastAsia"/>
-        </w:rPr>
-        <w:t xml:space="preserve">已选定全班统一工作台（A/B</w:t>
-      </w:r>
-      <w:r>
-        <w:t xml:space="preserve"> </w:t>
-      </w:r>
-      <w:r>
-        <w:rPr>
-          <w:rFonts w:hint="eastAsia"/>
-        </w:rPr>
-        <w:t xml:space="preserve">线）并完成联通性测试</w:t>
-      </w:r>
-      <w:r>
-        <w:t xml:space="preserve"> - [ ] </w:t>
-      </w:r>
-      <w:r>
-        <w:rPr>
-          <w:rFonts w:hint="eastAsia"/>
-        </w:rPr>
-        <w:t xml:space="preserve">环境与账号清单（G-3）六项已确认</w:t>
-      </w:r>
-      <w:r>
-        <w:t xml:space="preserve"> - [ ] </w:t>
-      </w:r>
-      <w:r>
-        <w:rPr>
-          <w:rFonts w:hint="eastAsia"/>
-        </w:rPr>
-        <w:t xml:space="preserve">课程</w:t>
-      </w:r>
-      <w:r>
-        <w:t xml:space="preserve"> AI </w:t>
-      </w:r>
-      <w:r>
-        <w:rPr>
-          <w:rFonts w:hint="eastAsia"/>
-        </w:rPr>
-        <w:t xml:space="preserve">使用政策（TG-B）已改写完成，准备第一周发布</w:t>
-      </w:r>
-      <w:r>
-        <w:t xml:space="preserve"> - [ ] </w:t>
-      </w:r>
-      <w:r>
-        <w:rPr>
-          <w:rFonts w:hint="eastAsia"/>
-        </w:rPr>
-        <w:t xml:space="preserve">安全带三条、评分导向（G-16）已准备当堂宣读的原文</w:t>
-      </w:r>
-    </w:p>
-    <w:p>
-      <w:pPr>
-        <w:pStyle w:val="BodyText"/>
-      </w:pPr>
-      <w:r>
-        <w:rPr>
-          <w:rFonts w:hint="eastAsia"/>
-          <w:b/>
-          <w:bCs/>
-        </w:rPr>
-        <w:t xml:space="preserve">每章课后（打钩）</w:t>
-      </w:r>
-      <w:r>
-        <w:rPr>
-          <w:rFonts w:hint="eastAsia"/>
-        </w:rPr>
-        <w:t xml:space="preserve">：</w:t>
-      </w:r>
-      <w:r>
-        <w:t xml:space="preserve"> - [ ] </w:t>
-      </w:r>
-      <w:r>
-        <w:rPr>
-          <w:rFonts w:hint="eastAsia"/>
-        </w:rPr>
-        <w:t xml:space="preserve">本章翻车复盘用的是上一实验的真实记录，不是编的例子</w:t>
-      </w:r>
-      <w:r>
-        <w:t xml:space="preserve"> - [ ] </w:t>
-      </w:r>
-      <w:r>
-        <w:rPr>
-          <w:rFonts w:hint="eastAsia"/>
-        </w:rPr>
-        <w:t xml:space="preserve">教师示范是当堂真做，不是只放幻灯片</w:t>
-      </w:r>
-      <w:r>
-        <w:t xml:space="preserve"> - [ ] </w:t>
-      </w:r>
-      <w:r>
-        <w:rPr>
-          <w:rFonts w:hint="eastAsia"/>
-        </w:rPr>
-        <w:t xml:space="preserve">已提醒学生用</w:t>
-      </w:r>
-      <w:r>
-        <w:t xml:space="preserve"> Markdown </w:t>
-      </w:r>
-      <w:r>
-        <w:rPr>
-          <w:rFonts w:hint="eastAsia"/>
-        </w:rPr>
-        <w:t xml:space="preserve">提交记录单（TG-M2）</w:t>
-      </w:r>
-      <w:r>
-        <w:t xml:space="preserve"> - [ ] </w:t>
-      </w:r>
-      <w:r>
-        <w:rPr>
-          <w:rFonts w:hint="eastAsia"/>
-        </w:rPr>
-        <w:t xml:space="preserve">验收要求学生“指到记录单某一行”，未放过“感觉差不多”</w:t>
-      </w:r>
-    </w:p>
-    <w:p>
-      <w:pPr>
-        <w:pStyle w:val="BodyText"/>
-      </w:pPr>
-      <w:r>
-        <w:rPr>
-          <w:rFonts w:hint="eastAsia"/>
-          <w:b/>
-          <w:bCs/>
-        </w:rPr>
-        <w:t xml:space="preserve">期末（打钩）</w:t>
-      </w:r>
-      <w:r>
-        <w:rPr>
-          <w:rFonts w:hint="eastAsia"/>
-        </w:rPr>
-        <w:t xml:space="preserve">：</w:t>
-      </w:r>
-      <w:r>
-        <w:t xml:space="preserve"> - [ ] </w:t>
-      </w:r>
-      <w:r>
-        <w:rPr>
-          <w:rFonts w:hint="eastAsia"/>
-        </w:rPr>
-        <w:t xml:space="preserve">展评答辩每人被追问了“蓝图三问”</w:t>
-      </w:r>
-      <w:r>
-        <w:t xml:space="preserve"> - [ ] </w:t>
-      </w:r>
-      <w:r>
-        <w:rPr>
-          <w:rFonts w:hint="eastAsia"/>
-        </w:rPr>
-        <w:t xml:space="preserve">评分按</w:t>
-      </w:r>
-      <w:r>
-        <w:t xml:space="preserve"> G-15 rubric </w:t>
-      </w:r>
-      <w:r>
-        <w:rPr>
-          <w:rFonts w:hint="eastAsia"/>
-        </w:rPr>
-        <w:t xml:space="preserve">四档执行，未下意识偏向“漂亮产出”</w:t>
-      </w:r>
-      <w:r>
-        <w:t xml:space="preserve"> - [ ] </w:t>
-      </w:r>
-      <w:r>
-        <w:rPr>
-          <w:rFonts w:hint="eastAsia"/>
-        </w:rPr>
-        <w:t xml:space="preserve">疑似</w:t>
-      </w:r>
-      <w:r>
-        <w:t xml:space="preserve"> AI </w:t>
-      </w:r>
-      <w:r>
-        <w:rPr>
-          <w:rFonts w:hint="eastAsia"/>
-        </w:rPr>
-        <w:t xml:space="preserve">代写的，先请学生当场讲归因链，再按政策处理</w:t>
-      </w:r>
-      <w:r>
-        <w:t xml:space="preserve"> - [ ] </w:t>
-      </w:r>
-      <w:r>
-        <w:rPr>
-          <w:rFonts w:hint="eastAsia"/>
-        </w:rPr>
-        <w:t xml:space="preserve">已收集学生对“三段结构/翻转课堂”的反馈，供下轮改进</w:t>
-      </w:r>
-    </w:p>
-    <w:bookmarkEnd w:id="35"/>
-    <w:bookmarkStart w:id="36" w:name="g-22-与专业课协同读书会与自学者"/>
+    <w:bookmarkStart w:id="35" w:name="g-22-与专业课协同读书会与自学者"/>
     <w:p>
       <w:pPr>
         <w:pStyle w:val="Heading3"/>
@@ -12127,39 +12200,419 @@
         </w:pict>
       </w:r>
     </w:p>
+    <w:bookmarkEnd w:id="35"/>
     <w:bookmarkEnd w:id="36"/>
+    <w:bookmarkStart w:id="40" w:name="教师专用附录"/>
+    <w:p>
+      <w:pPr>
+        <w:pStyle w:val="Heading2"/>
+      </w:pPr>
+      <w:r>
+        <w:rPr>
+          <w:rFonts w:hint="eastAsia"/>
+        </w:rPr>
+        <w:t xml:space="preserve">教师专用附录</w:t>
+      </w:r>
+    </w:p>
+    <w:bookmarkStart w:id="37" w:name="g-23tg-a-一页纸开课准备清单可复印"/>
+    <w:p>
+      <w:pPr>
+        <w:pStyle w:val="Heading3"/>
+      </w:pPr>
+      <w:r>
+        <w:rPr>
+          <w:rFonts w:hint="eastAsia"/>
+        </w:rPr>
+        <w:t xml:space="preserve">G-23／TG-A</w:t>
+      </w:r>
+      <w:r>
+        <w:t xml:space="preserve">　</w:t>
+      </w:r>
+      <w:r>
+        <w:rPr>
+          <w:rFonts w:hint="eastAsia"/>
+        </w:rPr>
+        <w:t xml:space="preserve">一页纸开课准备清单（可复印）</w:t>
+      </w:r>
+    </w:p>
+    <w:p>
+      <w:pPr>
+        <w:pStyle w:val="BlockText"/>
+      </w:pPr>
+      <w:r>
+        <w:rPr>
+          <w:rFonts w:hint="eastAsia"/>
+          <w:b/>
+          <w:bCs/>
+        </w:rPr>
+        <w:t xml:space="preserve">【教师表单</w:t>
+      </w:r>
+      <w:r>
+        <w:rPr>
+          <w:b/>
+          <w:bCs/>
+        </w:rPr>
+        <w:t xml:space="preserve"> </w:t>
+      </w:r>
+      <w:r>
+        <w:rPr>
+          <w:rFonts w:hint="eastAsia"/>
+          <w:b/>
+          <w:bCs/>
+        </w:rPr>
+        <w:t xml:space="preserve">TG-A｜开课准备一页纸】</w:t>
+      </w:r>
+      <w:r>
+        <w:rPr>
+          <w:rFonts w:hint="eastAsia"/>
+        </w:rPr>
+        <w:t xml:space="preserve">课程名称：＿＿＿＿</w:t>
+      </w:r>
+      <w:r>
+        <w:t xml:space="preserve">　</w:t>
+      </w:r>
+      <w:r>
+        <w:rPr>
+          <w:rFonts w:hint="eastAsia"/>
+        </w:rPr>
+        <w:t xml:space="preserve">学期：＿＿＿＿</w:t>
+      </w:r>
+      <w:r>
+        <w:t xml:space="preserve">　</w:t>
+      </w:r>
+      <w:r>
+        <w:rPr>
+          <w:rFonts w:hint="eastAsia"/>
+        </w:rPr>
+        <w:t xml:space="preserve">课时形态：☐</w:t>
+      </w:r>
+      <w:r>
+        <w:t xml:space="preserve"> 32 </w:t>
+      </w:r>
+      <w:r>
+        <w:rPr>
+          <w:rFonts w:hint="eastAsia"/>
+        </w:rPr>
+        <w:t xml:space="preserve">课时</w:t>
+      </w:r>
+      <w:r>
+        <w:t xml:space="preserve">　☐ 16 </w:t>
+      </w:r>
+      <w:r>
+        <w:rPr>
+          <w:rFonts w:hint="eastAsia"/>
+        </w:rPr>
+        <w:t xml:space="preserve">课时</w:t>
+      </w:r>
+      <w:r>
+        <w:t xml:space="preserve">　☐ </w:t>
+      </w:r>
+      <w:r>
+        <w:rPr>
+          <w:rFonts w:hint="eastAsia"/>
+        </w:rPr>
+        <w:t xml:space="preserve">读书会统一工作台：☐</w:t>
+      </w:r>
+      <w:r>
+        <w:t xml:space="preserve"> A </w:t>
+      </w:r>
+      <w:r>
+        <w:rPr>
+          <w:rFonts w:hint="eastAsia"/>
+        </w:rPr>
+        <w:t xml:space="preserve">线（终端智能体）</w:t>
+      </w:r>
+      <w:r>
+        <w:t xml:space="preserve">　☐ B </w:t>
+      </w:r>
+      <w:r>
+        <w:rPr>
+          <w:rFonts w:hint="eastAsia"/>
+        </w:rPr>
+        <w:t xml:space="preserve">线（对话式助理）</w:t>
+      </w:r>
+      <w:r>
+        <w:t xml:space="preserve">　</w:t>
+      </w:r>
+      <w:r>
+        <w:rPr>
+          <w:rFonts w:hint="eastAsia"/>
+        </w:rPr>
+        <w:t xml:space="preserve">选定依据（表</w:t>
+      </w:r>
+      <w:r>
+        <w:t xml:space="preserve"> 1-2 </w:t>
+      </w:r>
+      <w:r>
+        <w:rPr>
+          <w:rFonts w:hint="eastAsia"/>
+        </w:rPr>
+        <w:t xml:space="preserve">五标准）：＿＿＿＿</w:t>
+      </w:r>
+      <w:r>
+        <w:rPr>
+          <w:rFonts w:hint="eastAsia"/>
+          <w:b/>
+          <w:bCs/>
+        </w:rPr>
+        <w:t xml:space="preserve">开课前一周</w:t>
+      </w:r>
+      <w:r>
+        <w:rPr>
+          <w:rFonts w:hint="eastAsia"/>
+        </w:rPr>
+        <w:t xml:space="preserve">：设备☐</w:t>
+      </w:r>
+      <w:r>
+        <w:t xml:space="preserve">　</w:t>
+      </w:r>
+      <w:r>
+        <w:rPr>
+          <w:rFonts w:hint="eastAsia"/>
+        </w:rPr>
+        <w:t xml:space="preserve">网络☐</w:t>
+      </w:r>
+      <w:r>
+        <w:t xml:space="preserve">　</w:t>
+      </w:r>
+      <w:r>
+        <w:rPr>
+          <w:rFonts w:hint="eastAsia"/>
+        </w:rPr>
+        <w:t xml:space="preserve">账号☐</w:t>
+      </w:r>
+      <w:r>
+        <w:t xml:space="preserve">　</w:t>
+      </w:r>
+      <w:r>
+        <w:rPr>
+          <w:rFonts w:hint="eastAsia"/>
+        </w:rPr>
+        <w:t xml:space="preserve">合规☐</w:t>
+      </w:r>
+      <w:r>
+        <w:t xml:space="preserve">　</w:t>
+      </w:r>
+      <w:r>
+        <w:rPr>
+          <w:rFonts w:hint="eastAsia"/>
+        </w:rPr>
+        <w:t xml:space="preserve">脱敏☐</w:t>
+      </w:r>
+      <w:r>
+        <w:t xml:space="preserve">　</w:t>
+      </w:r>
+      <w:r>
+        <w:rPr>
+          <w:rFonts w:hint="eastAsia"/>
+        </w:rPr>
+        <w:t xml:space="preserve">备份☐（对应</w:t>
+      </w:r>
+      <w:r>
+        <w:t xml:space="preserve"> G-3 </w:t>
+      </w:r>
+      <w:r>
+        <w:rPr>
+          <w:rFonts w:hint="eastAsia"/>
+        </w:rPr>
+        <w:t xml:space="preserve">六项）</w:t>
+      </w:r>
+      <w:r>
+        <w:rPr>
+          <w:rFonts w:hint="eastAsia"/>
+          <w:b/>
+          <w:bCs/>
+        </w:rPr>
+        <w:t xml:space="preserve">第一周发布</w:t>
+      </w:r>
+      <w:r>
+        <w:rPr>
+          <w:rFonts w:hint="eastAsia"/>
+        </w:rPr>
+        <w:t xml:space="preserve">：课程</w:t>
+      </w:r>
+      <w:r>
+        <w:t xml:space="preserve"> AI </w:t>
+      </w:r>
+      <w:r>
+        <w:rPr>
+          <w:rFonts w:hint="eastAsia"/>
+        </w:rPr>
+        <w:t xml:space="preserve">使用政策（TG-B）☐</w:t>
+      </w:r>
+      <w:r>
+        <w:t xml:space="preserve">　</w:t>
+      </w:r>
+      <w:r>
+        <w:rPr>
+          <w:rFonts w:hint="eastAsia"/>
+        </w:rPr>
+        <w:t xml:space="preserve">安全带三条宣读☐</w:t>
+      </w:r>
+      <w:r>
+        <w:t xml:space="preserve">　</w:t>
+      </w:r>
+      <w:r>
+        <w:rPr>
+          <w:rFonts w:hint="eastAsia"/>
+        </w:rPr>
+        <w:t xml:space="preserve">评分导向宣读（G-16）☐</w:t>
+      </w:r>
+      <w:r>
+        <w:t xml:space="preserve">　Markdown </w:t>
+      </w:r>
+      <w:r>
+        <w:rPr>
+          <w:rFonts w:hint="eastAsia"/>
+        </w:rPr>
+        <w:t xml:space="preserve">提交约定（TG-M2）☐</w:t>
+      </w:r>
+      <w:r>
+        <w:t xml:space="preserve"> </w:t>
+      </w:r>
+      <w:r>
+        <w:rPr>
+          <w:b/>
+          <w:bCs/>
+        </w:rPr>
+        <w:t xml:space="preserve">Markdown </w:t>
+      </w:r>
+      <w:r>
+        <w:rPr>
+          <w:rFonts w:hint="eastAsia"/>
+          <w:b/>
+          <w:bCs/>
+        </w:rPr>
+        <w:t xml:space="preserve">教学</w:t>
+      </w:r>
+      <w:r>
+        <w:rPr>
+          <w:rFonts w:hint="eastAsia"/>
+        </w:rPr>
+        <w:t xml:space="preserve">：☐</w:t>
+      </w:r>
+      <w:r>
+        <w:t xml:space="preserve"> </w:t>
+      </w:r>
+      <w:r>
+        <w:rPr>
+          <w:rFonts w:hint="eastAsia"/>
+        </w:rPr>
+        <w:t xml:space="preserve">单独一课时（G-9</w:t>
+      </w:r>
+      <w:r>
+        <w:t xml:space="preserve"> </w:t>
+      </w:r>
+      <w:r>
+        <w:rPr>
+          <w:rFonts w:hint="eastAsia"/>
+        </w:rPr>
+        <w:t xml:space="preserve">教案）</w:t>
+      </w:r>
+      <w:r>
+        <w:t xml:space="preserve">　☐ </w:t>
+      </w:r>
+      <w:r>
+        <w:rPr>
+          <w:rFonts w:hint="eastAsia"/>
+        </w:rPr>
+        <w:t xml:space="preserve">并入导论课（压缩四记号）</w:t>
+      </w:r>
+      <w:r>
+        <w:t xml:space="preserve">　</w:t>
+      </w:r>
+      <w:r>
+        <w:rPr>
+          <w:rFonts w:hint="eastAsia"/>
+        </w:rPr>
+        <w:t xml:space="preserve">速查卡</w:t>
+      </w:r>
+      <w:r>
+        <w:t xml:space="preserve"> TG-M1 </w:t>
+      </w:r>
+      <w:r>
+        <w:rPr>
+          <w:rFonts w:hint="eastAsia"/>
+        </w:rPr>
+        <w:t xml:space="preserve">已复印☐</w:t>
+      </w:r>
+      <w:r>
+        <w:t xml:space="preserve"> </w:t>
+      </w:r>
+      <w:r>
+        <w:rPr>
+          <w:rFonts w:hint="eastAsia"/>
+          <w:b/>
+          <w:bCs/>
+        </w:rPr>
+        <w:t xml:space="preserve">考核</w:t>
+      </w:r>
+      <w:r>
+        <w:rPr>
+          <w:rFonts w:hint="eastAsia"/>
+        </w:rPr>
+        <w:t xml:space="preserve">：rubric（G-15）已备☐</w:t>
+      </w:r>
+      <w:r>
+        <w:t xml:space="preserve">　</w:t>
+      </w:r>
+      <w:r>
+        <w:rPr>
+          <w:rFonts w:hint="eastAsia"/>
+        </w:rPr>
+        <w:t xml:space="preserve">蓝图三问追问树（G-17）已备☐</w:t>
+      </w:r>
+      <w:r>
+        <w:t xml:space="preserve">　</w:t>
+      </w:r>
+      <w:r>
+        <w:rPr>
+          <w:rFonts w:hint="eastAsia"/>
+        </w:rPr>
+        <w:t xml:space="preserve">防抄袭核查动作（G-18）已备☐</w:t>
+      </w:r>
+      <w:r>
+        <w:t xml:space="preserve"> </w:t>
+      </w:r>
+      <w:r>
+        <w:rPr>
+          <w:rFonts w:hint="eastAsia"/>
+        </w:rPr>
+        <w:t xml:space="preserve">教师签名：＿＿＿＿</w:t>
+      </w:r>
+      <w:r>
+        <w:t xml:space="preserve">　</w:t>
+      </w:r>
+      <w:r>
+        <w:rPr>
+          <w:rFonts w:hint="eastAsia"/>
+        </w:rPr>
+        <w:t xml:space="preserve">日期：＿＿＿＿</w:t>
+      </w:r>
+    </w:p>
     <w:bookmarkEnd w:id="37"/>
-    <w:bookmarkStart w:id="41" w:name="教师专用附录"/>
-    <w:p>
-      <w:pPr>
-        <w:pStyle w:val="Heading2"/>
-      </w:pPr>
-      <w:r>
-        <w:rPr>
-          <w:rFonts w:hint="eastAsia"/>
-        </w:rPr>
-        <w:t xml:space="preserve">教师专用附录</w:t>
-      </w:r>
-    </w:p>
-    <w:bookmarkStart w:id="38" w:name="g-23tg-a-一页纸开课准备清单可复印"/>
+    <w:bookmarkStart w:id="38" w:name="tg-b-课程-ai-使用政策模板可改写发布"/>
     <w:p>
       <w:pPr>
         <w:pStyle w:val="Heading3"/>
       </w:pPr>
       <w:r>
-        <w:rPr>
-          <w:rFonts w:hint="eastAsia"/>
-        </w:rPr>
-        <w:t xml:space="preserve">G-23／TG-A</w:t>
-      </w:r>
-      <w:r>
-        <w:t xml:space="preserve">　</w:t>
-      </w:r>
-      <w:r>
-        <w:rPr>
-          <w:rFonts w:hint="eastAsia"/>
-        </w:rPr>
-        <w:t xml:space="preserve">一页纸开课准备清单（可复印）</w:t>
+        <w:t xml:space="preserve">TG-B　</w:t>
+      </w:r>
+      <w:r>
+        <w:rPr>
+          <w:rFonts w:hint="eastAsia"/>
+        </w:rPr>
+        <w:t xml:space="preserve">课程</w:t>
+      </w:r>
+      <w:r>
+        <w:t xml:space="preserve"> AI </w:t>
+      </w:r>
+      <w:r>
+        <w:rPr>
+          <w:rFonts w:hint="eastAsia"/>
+        </w:rPr>
+        <w:t xml:space="preserve">使用政策模板（可改写发布）</w:t>
       </w:r>
     </w:p>
     <w:p>
@@ -12187,632 +12640,252 @@
           <w:b/>
           <w:bCs/>
         </w:rPr>
-        <w:t xml:space="preserve">TG-A｜开课准备一页纸】</w:t>
-      </w:r>
-      <w:r>
-        <w:rPr>
-          <w:rFonts w:hint="eastAsia"/>
-        </w:rPr>
-        <w:t xml:space="preserve">课程名称：＿＿＿＿</w:t>
-      </w:r>
-      <w:r>
-        <w:t xml:space="preserve">　</w:t>
-      </w:r>
-      <w:r>
-        <w:rPr>
-          <w:rFonts w:hint="eastAsia"/>
-        </w:rPr>
-        <w:t xml:space="preserve">学期：＿＿＿＿</w:t>
-      </w:r>
-      <w:r>
-        <w:t xml:space="preserve">　</w:t>
-      </w:r>
-      <w:r>
-        <w:rPr>
-          <w:rFonts w:hint="eastAsia"/>
-        </w:rPr>
-        <w:t xml:space="preserve">课时形态：☐</w:t>
-      </w:r>
-      <w:r>
-        <w:t xml:space="preserve"> 32 </w:t>
-      </w:r>
-      <w:r>
-        <w:rPr>
-          <w:rFonts w:hint="eastAsia"/>
-        </w:rPr>
-        <w:t xml:space="preserve">课时</w:t>
-      </w:r>
-      <w:r>
-        <w:t xml:space="preserve">　☐ 16 </w:t>
-      </w:r>
-      <w:r>
-        <w:rPr>
-          <w:rFonts w:hint="eastAsia"/>
-        </w:rPr>
-        <w:t xml:space="preserve">课时</w:t>
-      </w:r>
-      <w:r>
-        <w:t xml:space="preserve">　☐ </w:t>
-      </w:r>
-      <w:r>
-        <w:rPr>
-          <w:rFonts w:hint="eastAsia"/>
-        </w:rPr>
-        <w:t xml:space="preserve">读书会统一工作台：☐</w:t>
-      </w:r>
-      <w:r>
-        <w:t xml:space="preserve"> A </w:t>
-      </w:r>
-      <w:r>
-        <w:rPr>
-          <w:rFonts w:hint="eastAsia"/>
-        </w:rPr>
-        <w:t xml:space="preserve">线（终端智能体）</w:t>
-      </w:r>
-      <w:r>
-        <w:t xml:space="preserve">　☐ B </w:t>
-      </w:r>
-      <w:r>
-        <w:rPr>
-          <w:rFonts w:hint="eastAsia"/>
-        </w:rPr>
-        <w:t xml:space="preserve">线（对话式助理）</w:t>
-      </w:r>
-      <w:r>
-        <w:t xml:space="preserve">　</w:t>
-      </w:r>
-      <w:r>
-        <w:rPr>
-          <w:rFonts w:hint="eastAsia"/>
-        </w:rPr>
-        <w:t xml:space="preserve">选定依据（表</w:t>
-      </w:r>
-      <w:r>
-        <w:t xml:space="preserve"> 1-2 </w:t>
-      </w:r>
-      <w:r>
-        <w:rPr>
-          <w:rFonts w:hint="eastAsia"/>
-        </w:rPr>
-        <w:t xml:space="preserve">五标准）：＿＿＿＿</w:t>
-      </w:r>
-      <w:r>
-        <w:rPr>
-          <w:rFonts w:hint="eastAsia"/>
-          <w:b/>
-          <w:bCs/>
-        </w:rPr>
-        <w:t xml:space="preserve">开课前一周</w:t>
-      </w:r>
-      <w:r>
-        <w:rPr>
-          <w:rFonts w:hint="eastAsia"/>
-        </w:rPr>
-        <w:t xml:space="preserve">：设备☐</w:t>
-      </w:r>
-      <w:r>
-        <w:t xml:space="preserve">　</w:t>
-      </w:r>
-      <w:r>
-        <w:rPr>
-          <w:rFonts w:hint="eastAsia"/>
-        </w:rPr>
-        <w:t xml:space="preserve">网络☐</w:t>
-      </w:r>
-      <w:r>
-        <w:t xml:space="preserve">　</w:t>
-      </w:r>
-      <w:r>
-        <w:rPr>
-          <w:rFonts w:hint="eastAsia"/>
-        </w:rPr>
-        <w:t xml:space="preserve">账号☐</w:t>
-      </w:r>
-      <w:r>
-        <w:t xml:space="preserve">　</w:t>
-      </w:r>
-      <w:r>
-        <w:rPr>
-          <w:rFonts w:hint="eastAsia"/>
-        </w:rPr>
-        <w:t xml:space="preserve">合规☐</w:t>
-      </w:r>
-      <w:r>
-        <w:t xml:space="preserve">　</w:t>
-      </w:r>
-      <w:r>
-        <w:rPr>
-          <w:rFonts w:hint="eastAsia"/>
-        </w:rPr>
-        <w:t xml:space="preserve">脱敏☐</w:t>
-      </w:r>
-      <w:r>
-        <w:t xml:space="preserve">　</w:t>
-      </w:r>
-      <w:r>
-        <w:rPr>
-          <w:rFonts w:hint="eastAsia"/>
-        </w:rPr>
-        <w:t xml:space="preserve">备份☐（对应</w:t>
-      </w:r>
-      <w:r>
-        <w:t xml:space="preserve"> G-3 </w:t>
-      </w:r>
-      <w:r>
-        <w:rPr>
-          <w:rFonts w:hint="eastAsia"/>
-        </w:rPr>
-        <w:t xml:space="preserve">六项）</w:t>
-      </w:r>
-      <w:r>
-        <w:rPr>
-          <w:rFonts w:hint="eastAsia"/>
-          <w:b/>
-          <w:bCs/>
-        </w:rPr>
-        <w:t xml:space="preserve">第一周发布</w:t>
-      </w:r>
-      <w:r>
-        <w:rPr>
-          <w:rFonts w:hint="eastAsia"/>
-        </w:rPr>
-        <w:t xml:space="preserve">：课程</w:t>
-      </w:r>
-      <w:r>
+        <w:t xml:space="preserve">TG-B｜课程</w:t>
+      </w:r>
+      <w:r>
+        <w:rPr>
+          <w:b/>
+          <w:bCs/>
+        </w:rPr>
         <w:t xml:space="preserve"> AI </w:t>
       </w:r>
       <w:r>
         <w:rPr>
           <w:rFonts w:hint="eastAsia"/>
-        </w:rPr>
-        <w:t xml:space="preserve">使用政策（TG-B）☐</w:t>
-      </w:r>
-      <w:r>
-        <w:t xml:space="preserve">　</w:t>
-      </w:r>
-      <w:r>
-        <w:rPr>
-          <w:rFonts w:hint="eastAsia"/>
-        </w:rPr>
-        <w:t xml:space="preserve">安全带三条宣读☐</w:t>
-      </w:r>
-      <w:r>
-        <w:t xml:space="preserve">　</w:t>
-      </w:r>
-      <w:r>
-        <w:rPr>
-          <w:rFonts w:hint="eastAsia"/>
-        </w:rPr>
-        <w:t xml:space="preserve">评分导向宣读（G-16）☐</w:t>
-      </w:r>
-      <w:r>
-        <w:t xml:space="preserve">　Markdown </w:t>
-      </w:r>
-      <w:r>
-        <w:rPr>
-          <w:rFonts w:hint="eastAsia"/>
-        </w:rPr>
-        <w:t xml:space="preserve">提交约定（TG-M2）☐</w:t>
-      </w:r>
-      <w:r>
-        <w:t xml:space="preserve"> </w:t>
-      </w:r>
-      <w:r>
-        <w:rPr>
-          <w:b/>
-          <w:bCs/>
-        </w:rPr>
-        <w:t xml:space="preserve">Markdown </w:t>
-      </w:r>
-      <w:r>
-        <w:rPr>
-          <w:rFonts w:hint="eastAsia"/>
-          <w:b/>
-          <w:bCs/>
-        </w:rPr>
-        <w:t xml:space="preserve">教学</w:t>
-      </w:r>
-      <w:r>
-        <w:rPr>
-          <w:rFonts w:hint="eastAsia"/>
-        </w:rPr>
-        <w:t xml:space="preserve">：☐</w:t>
-      </w:r>
-      <w:r>
-        <w:t xml:space="preserve"> </w:t>
-      </w:r>
-      <w:r>
-        <w:rPr>
-          <w:rFonts w:hint="eastAsia"/>
-        </w:rPr>
-        <w:t xml:space="preserve">单独一课时（G-9</w:t>
-      </w:r>
-      <w:r>
-        <w:t xml:space="preserve"> </w:t>
-      </w:r>
-      <w:r>
-        <w:rPr>
-          <w:rFonts w:hint="eastAsia"/>
-        </w:rPr>
-        <w:t xml:space="preserve">教案）</w:t>
-      </w:r>
-      <w:r>
-        <w:t xml:space="preserve">　☐ </w:t>
-      </w:r>
-      <w:r>
-        <w:rPr>
-          <w:rFonts w:hint="eastAsia"/>
-        </w:rPr>
-        <w:t xml:space="preserve">并入导论课（压缩四记号）</w:t>
-      </w:r>
-      <w:r>
-        <w:t xml:space="preserve">　</w:t>
-      </w:r>
-      <w:r>
-        <w:rPr>
-          <w:rFonts w:hint="eastAsia"/>
-        </w:rPr>
-        <w:t xml:space="preserve">速查卡</w:t>
-      </w:r>
-      <w:r>
-        <w:t xml:space="preserve"> TG-M1 </w:t>
-      </w:r>
-      <w:r>
-        <w:rPr>
-          <w:rFonts w:hint="eastAsia"/>
-        </w:rPr>
-        <w:t xml:space="preserve">已复印☐</w:t>
-      </w:r>
-      <w:r>
-        <w:t xml:space="preserve"> </w:t>
-      </w:r>
-      <w:r>
-        <w:rPr>
-          <w:rFonts w:hint="eastAsia"/>
-          <w:b/>
-          <w:bCs/>
-        </w:rPr>
-        <w:t xml:space="preserve">考核</w:t>
-      </w:r>
-      <w:r>
-        <w:rPr>
-          <w:rFonts w:hint="eastAsia"/>
-        </w:rPr>
-        <w:t xml:space="preserve">：rubric（G-15）已备☐</w:t>
-      </w:r>
-      <w:r>
-        <w:t xml:space="preserve">　</w:t>
-      </w:r>
-      <w:r>
-        <w:rPr>
-          <w:rFonts w:hint="eastAsia"/>
-        </w:rPr>
-        <w:t xml:space="preserve">蓝图三问追问树（G-17）已备☐</w:t>
-      </w:r>
-      <w:r>
-        <w:t xml:space="preserve">　</w:t>
-      </w:r>
-      <w:r>
-        <w:rPr>
-          <w:rFonts w:hint="eastAsia"/>
-        </w:rPr>
-        <w:t xml:space="preserve">防抄袭核查动作（G-18）已备☐</w:t>
-      </w:r>
-      <w:r>
-        <w:t xml:space="preserve"> </w:t>
-      </w:r>
-      <w:r>
-        <w:rPr>
-          <w:rFonts w:hint="eastAsia"/>
-        </w:rPr>
-        <w:t xml:space="preserve">教师签名：＿＿＿＿</w:t>
-      </w:r>
-      <w:r>
-        <w:t xml:space="preserve">　</w:t>
-      </w:r>
-      <w:r>
-        <w:rPr>
-          <w:rFonts w:hint="eastAsia"/>
-        </w:rPr>
-        <w:t xml:space="preserve">日期：＿＿＿＿</w:t>
+          <w:b/>
+          <w:bCs/>
+        </w:rPr>
+        <w:t xml:space="preserve">使用政策】</w:t>
+      </w:r>
+      <w:r>
+        <w:rPr>
+          <w:rFonts w:hint="eastAsia"/>
+        </w:rPr>
+        <w:t xml:space="preserve">（占位事实以【方括号】标注，教师按本校规定替换后发布）</w:t>
+      </w:r>
+    </w:p>
+    <w:p>
+      <w:pPr>
+        <w:pStyle w:val="BlockText"/>
+      </w:pPr>
+      <w:r>
+        <w:rPr>
+          <w:rFonts w:hint="eastAsia"/>
+          <w:b/>
+          <w:bCs/>
+        </w:rPr>
+        <w:t xml:space="preserve">一、立场</w:t>
+      </w:r>
+      <w:r>
+        <w:rPr>
+          <w:rFonts w:hint="eastAsia"/>
+        </w:rPr>
+        <w:t xml:space="preserve">：本课程把“负责任地使用</w:t>
+      </w:r>
+      <w:r>
+        <w:t xml:space="preserve"> </w:t>
+      </w:r>
+      <w:r>
+        <w:rPr>
+          <w:rFonts w:hint="eastAsia"/>
+        </w:rPr>
+        <w:t xml:space="preserve">AI”作为教学内容本身。允许并鼓励在动手环节使用</w:t>
+      </w:r>
+      <w:r>
+        <w:t xml:space="preserve"> </w:t>
+      </w:r>
+      <w:r>
+        <w:rPr>
+          <w:rFonts w:hint="eastAsia"/>
+        </w:rPr>
+        <w:t xml:space="preserve">AI；反对的是隐瞒与代做判断。</w:t>
+      </w:r>
+      <w:r>
+        <w:rPr>
+          <w:rFonts w:hint="eastAsia"/>
+          <w:b/>
+          <w:bCs/>
+        </w:rPr>
+        <w:t xml:space="preserve">二、允许的范围</w:t>
+      </w:r>
+      <w:r>
+        <w:rPr>
+          <w:rFonts w:hint="eastAsia"/>
+        </w:rPr>
+        <w:t xml:space="preserve">：六个实验与毕业项目的设计、组装、测试环节，AI</w:t>
+      </w:r>
+      <w:r>
+        <w:t xml:space="preserve"> </w:t>
+      </w:r>
+      <w:r>
+        <w:rPr>
+          <w:rFonts w:hint="eastAsia"/>
+        </w:rPr>
+        <w:t xml:space="preserve">是操作对象与协作工具；记录与报告环节允许使用附录</w:t>
+      </w:r>
+      <w:r>
+        <w:t xml:space="preserve"> F §F-4 </w:t>
+      </w:r>
+      <w:r>
+        <w:rPr>
+          <w:rFonts w:hint="eastAsia"/>
+        </w:rPr>
+        <w:t xml:space="preserve">的官方</w:t>
+      </w:r>
+      <w:r>
+        <w:t xml:space="preserve"> </w:t>
+      </w:r>
+      <w:r>
+        <w:rPr>
+          <w:rFonts w:hint="eastAsia"/>
+        </w:rPr>
+        <w:t xml:space="preserve">Prompt（P-1～P-4）协助整理、排版、汇总、提问。</w:t>
+      </w:r>
+      <w:r>
+        <w:rPr>
+          <w:rFonts w:hint="eastAsia"/>
+          <w:b/>
+          <w:bCs/>
+        </w:rPr>
+        <w:t xml:space="preserve">三、必须本人完成（红线）</w:t>
+      </w:r>
+      <w:r>
+        <w:rPr>
+          <w:rFonts w:hint="eastAsia"/>
+        </w:rPr>
+        <w:t xml:space="preserve">：翻车归因、设计反思、数据核验与签字（T-12</w:t>
+      </w:r>
+      <w:r>
+        <w:t xml:space="preserve"> </w:t>
+      </w:r>
+      <w:r>
+        <w:rPr>
+          <w:rFonts w:hint="eastAsia"/>
+        </w:rPr>
+        <w:t xml:space="preserve">第④段归因、第⑥段签名）。AI</w:t>
+      </w:r>
+      <w:r>
+        <w:t xml:space="preserve"> </w:t>
+      </w:r>
+      <w:r>
+        <w:rPr>
+          <w:rFonts w:hint="eastAsia"/>
+        </w:rPr>
+        <w:t xml:space="preserve">不得代做。</w:t>
+      </w:r>
+      <w:r>
+        <w:rPr>
+          <w:rFonts w:hint="eastAsia"/>
+          <w:b/>
+          <w:bCs/>
+        </w:rPr>
+        <w:t xml:space="preserve">四、披露义务</w:t>
+      </w:r>
+      <w:r>
+        <w:rPr>
+          <w:rFonts w:hint="eastAsia"/>
+        </w:rPr>
+        <w:t xml:space="preserve">：凡用</w:t>
+      </w:r>
+      <w:r>
+        <w:t xml:space="preserve"> AI </w:t>
+      </w:r>
+      <w:r>
+        <w:rPr>
+          <w:rFonts w:hint="eastAsia"/>
+        </w:rPr>
+        <w:t xml:space="preserve">协助的记录与报告，须在</w:t>
+      </w:r>
+      <w:r>
+        <w:t xml:space="preserve"> T-12 </w:t>
+      </w:r>
+      <w:r>
+        <w:rPr>
+          <w:rFonts w:hint="eastAsia"/>
+        </w:rPr>
+        <w:t xml:space="preserve">第⑥段勾选并注明所用</w:t>
+      </w:r>
+      <w:r>
+        <w:t xml:space="preserve"> Prompt </w:t>
+      </w:r>
+      <w:r>
+        <w:rPr>
+          <w:rFonts w:hint="eastAsia"/>
+        </w:rPr>
+        <w:t xml:space="preserve">编号。</w:t>
+      </w:r>
+      <w:r>
+        <w:rPr>
+          <w:rFonts w:hint="eastAsia"/>
+          <w:b/>
+          <w:bCs/>
+        </w:rPr>
+        <w:t xml:space="preserve">披露不是减分项，隐瞒才是。五、核验义务</w:t>
+      </w:r>
+      <w:r>
+        <w:rPr>
+          <w:rFonts w:hint="eastAsia"/>
+        </w:rPr>
+        <w:t xml:space="preserve">：AI</w:t>
+      </w:r>
+      <w:r>
+        <w:t xml:space="preserve"> </w:t>
+      </w:r>
+      <w:r>
+        <w:rPr>
+          <w:rFonts w:hint="eastAsia"/>
+        </w:rPr>
+        <w:t xml:space="preserve">引用的每个数字、引文、“实际行为”，须对照原始对话记录逐条核验（第</w:t>
+      </w:r>
+      <w:r>
+        <w:t xml:space="preserve"> 3 </w:t>
+      </w:r>
+      <w:r>
+        <w:rPr>
+          <w:rFonts w:hint="eastAsia"/>
+        </w:rPr>
+        <w:t xml:space="preserve">章核验清单四问）。发现一处编造未核验即进入报告，整份报告作废重做。</w:t>
+      </w:r>
+      <w:r>
+        <w:rPr>
+          <w:rFonts w:hint="eastAsia"/>
+          <w:b/>
+          <w:bCs/>
+        </w:rPr>
+        <w:t xml:space="preserve">六、违规处理</w:t>
+      </w:r>
+      <w:r>
+        <w:rPr>
+          <w:rFonts w:hint="eastAsia"/>
+        </w:rPr>
+        <w:t xml:space="preserve">：未披露的</w:t>
+      </w:r>
+      <w:r>
+        <w:t xml:space="preserve"> AI </w:t>
+      </w:r>
+      <w:r>
+        <w:rPr>
+          <w:rFonts w:hint="eastAsia"/>
+        </w:rPr>
+        <w:t xml:space="preserve">代写按学术不诚信处理，依据【本校学籍/学术诚信规定条款】；主动披露且能当场讲清归因链的，正常评分。</w:t>
+      </w:r>
+      <w:r>
+        <w:rPr>
+          <w:rFonts w:hint="eastAsia"/>
+          <w:b/>
+          <w:bCs/>
+        </w:rPr>
+        <w:t xml:space="preserve">七、生效</w:t>
+      </w:r>
+      <w:r>
+        <w:rPr>
+          <w:rFonts w:hint="eastAsia"/>
+        </w:rPr>
+        <w:t xml:space="preserve">：本政策自【开课日期】起生效，解释权归【课程负责人】。</w:t>
       </w:r>
     </w:p>
     <w:bookmarkEnd w:id="38"/>
-    <w:bookmarkStart w:id="39" w:name="tg-b-课程-ai-使用政策模板可改写发布"/>
-    <w:p>
-      <w:pPr>
-        <w:pStyle w:val="Heading3"/>
-      </w:pPr>
-      <w:r>
-        <w:t xml:space="preserve">TG-B　</w:t>
-      </w:r>
-      <w:r>
-        <w:rPr>
-          <w:rFonts w:hint="eastAsia"/>
-        </w:rPr>
-        <w:t xml:space="preserve">课程</w:t>
-      </w:r>
-      <w:r>
-        <w:t xml:space="preserve"> AI </w:t>
-      </w:r>
-      <w:r>
-        <w:rPr>
-          <w:rFonts w:hint="eastAsia"/>
-        </w:rPr>
-        <w:t xml:space="preserve">使用政策模板（可改写发布）</w:t>
-      </w:r>
-    </w:p>
-    <w:p>
-      <w:pPr>
-        <w:pStyle w:val="BlockText"/>
-      </w:pPr>
-      <w:r>
-        <w:rPr>
-          <w:rFonts w:hint="eastAsia"/>
-          <w:b/>
-          <w:bCs/>
-        </w:rPr>
-        <w:t xml:space="preserve">【教师表单</w:t>
-      </w:r>
-      <w:r>
-        <w:rPr>
-          <w:b/>
-          <w:bCs/>
-        </w:rPr>
-        <w:t xml:space="preserve"> </w:t>
-      </w:r>
-      <w:r>
-        <w:rPr>
-          <w:rFonts w:hint="eastAsia"/>
-          <w:b/>
-          <w:bCs/>
-        </w:rPr>
-        <w:t xml:space="preserve">TG-B｜课程</w:t>
-      </w:r>
-      <w:r>
-        <w:rPr>
-          <w:b/>
-          <w:bCs/>
-        </w:rPr>
-        <w:t xml:space="preserve"> AI </w:t>
-      </w:r>
-      <w:r>
-        <w:rPr>
-          <w:rFonts w:hint="eastAsia"/>
-          <w:b/>
-          <w:bCs/>
-        </w:rPr>
-        <w:t xml:space="preserve">使用政策】</w:t>
-      </w:r>
-      <w:r>
-        <w:rPr>
-          <w:rFonts w:hint="eastAsia"/>
-        </w:rPr>
-        <w:t xml:space="preserve">（占位事实以【方括号】标注，教师按本校规定替换后发布）</w:t>
-      </w:r>
-    </w:p>
-    <w:p>
-      <w:pPr>
-        <w:pStyle w:val="BlockText"/>
-      </w:pPr>
-      <w:r>
-        <w:rPr>
-          <w:rFonts w:hint="eastAsia"/>
-          <w:b/>
-          <w:bCs/>
-        </w:rPr>
-        <w:t xml:space="preserve">一、立场</w:t>
-      </w:r>
-      <w:r>
-        <w:rPr>
-          <w:rFonts w:hint="eastAsia"/>
-        </w:rPr>
-        <w:t xml:space="preserve">：本课程把“负责任地使用</w:t>
-      </w:r>
-      <w:r>
-        <w:t xml:space="preserve"> </w:t>
-      </w:r>
-      <w:r>
-        <w:rPr>
-          <w:rFonts w:hint="eastAsia"/>
-        </w:rPr>
-        <w:t xml:space="preserve">AI”作为教学内容本身。允许并鼓励在动手环节使用</w:t>
-      </w:r>
-      <w:r>
-        <w:t xml:space="preserve"> </w:t>
-      </w:r>
-      <w:r>
-        <w:rPr>
-          <w:rFonts w:hint="eastAsia"/>
-        </w:rPr>
-        <w:t xml:space="preserve">AI；反对的是隐瞒与代做判断。</w:t>
-      </w:r>
-      <w:r>
-        <w:rPr>
-          <w:rFonts w:hint="eastAsia"/>
-          <w:b/>
-          <w:bCs/>
-        </w:rPr>
-        <w:t xml:space="preserve">二、允许的范围</w:t>
-      </w:r>
-      <w:r>
-        <w:rPr>
-          <w:rFonts w:hint="eastAsia"/>
-        </w:rPr>
-        <w:t xml:space="preserve">：六个实验与毕业项目的设计、组装、测试环节，AI</w:t>
-      </w:r>
-      <w:r>
-        <w:t xml:space="preserve"> </w:t>
-      </w:r>
-      <w:r>
-        <w:rPr>
-          <w:rFonts w:hint="eastAsia"/>
-        </w:rPr>
-        <w:t xml:space="preserve">是操作对象与协作工具；记录与报告环节允许使用附录</w:t>
-      </w:r>
-      <w:r>
-        <w:t xml:space="preserve"> F §F-4 </w:t>
-      </w:r>
-      <w:r>
-        <w:rPr>
-          <w:rFonts w:hint="eastAsia"/>
-        </w:rPr>
-        <w:t xml:space="preserve">的官方</w:t>
-      </w:r>
-      <w:r>
-        <w:t xml:space="preserve"> </w:t>
-      </w:r>
-      <w:r>
-        <w:rPr>
-          <w:rFonts w:hint="eastAsia"/>
-        </w:rPr>
-        <w:t xml:space="preserve">Prompt（P-1～P-4）协助整理、排版、汇总、提问。</w:t>
-      </w:r>
-      <w:r>
-        <w:rPr>
-          <w:rFonts w:hint="eastAsia"/>
-          <w:b/>
-          <w:bCs/>
-        </w:rPr>
-        <w:t xml:space="preserve">三、必须本人完成（红线）</w:t>
-      </w:r>
-      <w:r>
-        <w:rPr>
-          <w:rFonts w:hint="eastAsia"/>
-        </w:rPr>
-        <w:t xml:space="preserve">：翻车归因、设计反思、数据核验与签字（T-12</w:t>
-      </w:r>
-      <w:r>
-        <w:t xml:space="preserve"> </w:t>
-      </w:r>
-      <w:r>
-        <w:rPr>
-          <w:rFonts w:hint="eastAsia"/>
-        </w:rPr>
-        <w:t xml:space="preserve">第④段归因、第⑥段签名）。AI</w:t>
-      </w:r>
-      <w:r>
-        <w:t xml:space="preserve"> </w:t>
-      </w:r>
-      <w:r>
-        <w:rPr>
-          <w:rFonts w:hint="eastAsia"/>
-        </w:rPr>
-        <w:t xml:space="preserve">不得代做。</w:t>
-      </w:r>
-      <w:r>
-        <w:rPr>
-          <w:rFonts w:hint="eastAsia"/>
-          <w:b/>
-          <w:bCs/>
-        </w:rPr>
-        <w:t xml:space="preserve">四、披露义务</w:t>
-      </w:r>
-      <w:r>
-        <w:rPr>
-          <w:rFonts w:hint="eastAsia"/>
-        </w:rPr>
-        <w:t xml:space="preserve">：凡用</w:t>
-      </w:r>
-      <w:r>
-        <w:t xml:space="preserve"> AI </w:t>
-      </w:r>
-      <w:r>
-        <w:rPr>
-          <w:rFonts w:hint="eastAsia"/>
-        </w:rPr>
-        <w:t xml:space="preserve">协助的记录与报告，须在</w:t>
-      </w:r>
-      <w:r>
-        <w:t xml:space="preserve"> T-12 </w:t>
-      </w:r>
-      <w:r>
-        <w:rPr>
-          <w:rFonts w:hint="eastAsia"/>
-        </w:rPr>
-        <w:t xml:space="preserve">第⑥段勾选并注明所用</w:t>
-      </w:r>
-      <w:r>
-        <w:t xml:space="preserve"> Prompt </w:t>
-      </w:r>
-      <w:r>
-        <w:rPr>
-          <w:rFonts w:hint="eastAsia"/>
-        </w:rPr>
-        <w:t xml:space="preserve">编号。</w:t>
-      </w:r>
-      <w:r>
-        <w:rPr>
-          <w:rFonts w:hint="eastAsia"/>
-          <w:b/>
-          <w:bCs/>
-        </w:rPr>
-        <w:t xml:space="preserve">披露不是减分项，隐瞒才是。五、核验义务</w:t>
-      </w:r>
-      <w:r>
-        <w:rPr>
-          <w:rFonts w:hint="eastAsia"/>
-        </w:rPr>
-        <w:t xml:space="preserve">：AI</w:t>
-      </w:r>
-      <w:r>
-        <w:t xml:space="preserve"> </w:t>
-      </w:r>
-      <w:r>
-        <w:rPr>
-          <w:rFonts w:hint="eastAsia"/>
-        </w:rPr>
-        <w:t xml:space="preserve">引用的每个数字、引文、“实际行为”，须对照原始对话记录逐条核验（第</w:t>
-      </w:r>
-      <w:r>
-        <w:t xml:space="preserve"> 3 </w:t>
-      </w:r>
-      <w:r>
-        <w:rPr>
-          <w:rFonts w:hint="eastAsia"/>
-        </w:rPr>
-        <w:t xml:space="preserve">章核验清单四问）。发现一处编造未核验即进入报告，整份报告作废重做。</w:t>
-      </w:r>
-      <w:r>
-        <w:rPr>
-          <w:rFonts w:hint="eastAsia"/>
-          <w:b/>
-          <w:bCs/>
-        </w:rPr>
-        <w:t xml:space="preserve">六、违规处理</w:t>
-      </w:r>
-      <w:r>
-        <w:rPr>
-          <w:rFonts w:hint="eastAsia"/>
-        </w:rPr>
-        <w:t xml:space="preserve">：未披露的</w:t>
-      </w:r>
-      <w:r>
-        <w:t xml:space="preserve"> AI </w:t>
-      </w:r>
-      <w:r>
-        <w:rPr>
-          <w:rFonts w:hint="eastAsia"/>
-        </w:rPr>
-        <w:t xml:space="preserve">代写按学术不诚信处理，依据【本校学籍/学术诚信规定条款】；主动披露且能当场讲清归因链的，正常评分。</w:t>
-      </w:r>
-      <w:r>
-        <w:rPr>
-          <w:rFonts w:hint="eastAsia"/>
-          <w:b/>
-          <w:bCs/>
-        </w:rPr>
-        <w:t xml:space="preserve">七、生效</w:t>
-      </w:r>
-      <w:r>
-        <w:rPr>
-          <w:rFonts w:hint="eastAsia"/>
-        </w:rPr>
-        <w:t xml:space="preserve">：本政策自【开课日期】起生效，解释权归【课程负责人】。</w:t>
-      </w:r>
-    </w:p>
-    <w:bookmarkEnd w:id="39"/>
-    <w:bookmarkStart w:id="40" w:name="tg-c-与书内附录的交叉引用索引"/>
+    <w:bookmarkStart w:id="39" w:name="tg-c-与书内附录的交叉引用索引"/>
     <w:p>
       <w:pPr>
         <w:pStyle w:val="Heading3"/>
@@ -13370,6 +13443,71 @@
           </w:p>
         </w:tc>
       </w:tr>
+      <w:tr>
+        <w:tc>
+          <w:tcPr/>
+          <w:p>
+            <w:pPr>
+              <w:pStyle w:val="Compact"/>
+            </w:pPr>
+            <w:r>
+              <w:t xml:space="preserve">G-19 </w:t>
+            </w:r>
+            <w:r>
+              <w:rPr>
+                <w:rFonts w:hint="eastAsia"/>
+              </w:rPr>
+              <w:t xml:space="preserve">模拟面试</w:t>
+            </w:r>
+          </w:p>
+        </w:tc>
+        <w:tc>
+          <w:tcPr/>
+          <w:p>
+            <w:pPr>
+              <w:pStyle w:val="Compact"/>
+            </w:pPr>
+            <w:r>
+              <w:rPr>
+                <w:rFonts w:hint="eastAsia"/>
+              </w:rPr>
+              <w:t xml:space="preserve">附录</w:t>
+            </w:r>
+            <w:r>
+              <w:t xml:space="preserve"> G </w:t>
+            </w:r>
+            <w:r>
+              <w:rPr>
+                <w:rFonts w:hint="eastAsia"/>
+              </w:rPr>
+              <w:t xml:space="preserve">面试十五问与三忌（G-01～G-25</w:t>
+            </w:r>
+            <w:r>
+              <w:t xml:space="preserve"> </w:t>
+            </w:r>
+            <w:r>
+              <w:rPr>
+                <w:rFonts w:hint="eastAsia"/>
+              </w:rPr>
+              <w:t xml:space="preserve">词条备查）</w:t>
+            </w:r>
+          </w:p>
+        </w:tc>
+        <w:tc>
+          <w:tcPr/>
+          <w:p>
+            <w:pPr>
+              <w:pStyle w:val="Compact"/>
+            </w:pPr>
+            <w:r>
+              <w:rPr>
+                <w:rFonts w:hint="eastAsia"/>
+              </w:rPr>
+              <w:t xml:space="preserve">谈资与就业准备</w:t>
+            </w:r>
+          </w:p>
+        </w:tc>
+      </w:tr>
     </w:tbl>
     <w:p>
       <w:pPr>
@@ -13441,9 +13579,9 @@
         <w:t xml:space="preserve">和六构件自己跑一遍，你就有了讲课的底气——手心的惊喜与翻车感，是老师也一样需要的起点。</w:t>
       </w:r>
     </w:p>
+    <w:bookmarkEnd w:id="39"/>
     <w:bookmarkEnd w:id="40"/>
     <w:bookmarkEnd w:id="41"/>
-    <w:bookmarkEnd w:id="42"/>
     <w:sectPr>
       <w:footerReference w:type="default" r:id="rId9"/>
       <w:footnotePr>

--- a/book/教师指南/《数字见习生》教师指南.docx
+++ b/book/教师指南/《数字见习生》教师指南.docx
@@ -11394,6 +11394,91 @@
         </w:rPr>
         <w:t xml:space="preserve">复读对应词条。</w:t>
       </w:r>
+    </w:p>
+    <w:p>
+      <w:pPr>
+        <w:pStyle w:val="BodyText"/>
+      </w:pPr>
+      <w:r>
+        <w:rPr>
+          <w:rFonts w:hint="eastAsia"/>
+          <w:b/>
+          <w:bCs/>
+        </w:rPr>
+        <w:t xml:space="preserve">时效体检（v1.0.3</w:t>
+      </w:r>
+      <w:r>
+        <w:rPr>
+          <w:b/>
+          <w:bCs/>
+        </w:rPr>
+        <w:t xml:space="preserve"> </w:t>
+      </w:r>
+      <w:r>
+        <w:rPr>
+          <w:rFonts w:hint="eastAsia"/>
+          <w:b/>
+          <w:bCs/>
+        </w:rPr>
+        <w:t xml:space="preserve">新增，配附录</w:t>
+      </w:r>
+      <w:r>
+        <w:rPr>
+          <w:b/>
+          <w:bCs/>
+        </w:rPr>
+        <w:t xml:space="preserve"> </w:t>
+      </w:r>
+      <w:r>
+        <w:rPr>
+          <w:rFonts w:hint="eastAsia"/>
+          <w:b/>
+          <w:bCs/>
+        </w:rPr>
+        <w:t xml:space="preserve">B-5）</w:t>
+      </w:r>
+      <w:r>
+        <w:rPr>
+          <w:rFonts w:hint="eastAsia"/>
+        </w:rPr>
+        <w:t xml:space="preserve">：结课前用一次。学生任选本书一节，用附录</w:t>
+      </w:r>
+      <w:r>
+        <w:t xml:space="preserve"> B-5 </w:t>
+      </w:r>
+      <w:r>
+        <w:rPr>
+          <w:rFonts w:hint="eastAsia"/>
+        </w:rPr>
+        <w:t xml:space="preserve">的</w:t>
+      </w:r>
+      <w:r>
+        <w:t xml:space="preserve"> Prompt </w:t>
+      </w:r>
+      <w:r>
+        <w:rPr>
+          <w:rFonts w:hint="eastAsia"/>
+        </w:rPr>
+        <w:t xml:space="preserve">卡让自己的见习生做时效体检，交三栏表（书中说法｜现状与出处｜建议动作）。评分只看两处：出处是否可核、“无法核实”是否诚实标注——这正是</w:t>
+      </w:r>
+      <w:r>
+        <w:t xml:space="preserve"> TG-B </w:t>
+      </w:r>
+      <w:r>
+        <w:rPr>
+          <w:rFonts w:hint="eastAsia"/>
+        </w:rPr>
+        <w:t xml:space="preserve">第五条“核验义务”的现场重演。再进一步：抽两份体检结果全班过一遍核验四问，让学生体会“见习生报回来的现状，仍是待核验的初稿”。体检发现的书中错误，汇总报给配套页面勘误表（附录</w:t>
+      </w:r>
+      <w:r>
+        <w:t xml:space="preserve"> </w:t>
+      </w:r>
+      <w:r>
+        <w:rPr>
+          <w:rFonts w:hint="eastAsia"/>
+        </w:rPr>
+        <w:t xml:space="preserve">C-4）——学生的第一次真实勘误贡献，就是最好的结课仪式。</w:t>
+      </w:r>
       <w:r>
         <w:t xml:space="preserve"> </w:t>
       </w:r>
@@ -13504,6 +13589,71 @@
                 <w:rFonts w:hint="eastAsia"/>
               </w:rPr>
               <w:t xml:space="preserve">谈资与就业准备</w:t>
+            </w:r>
+          </w:p>
+        </w:tc>
+      </w:tr>
+      <w:tr>
+        <w:tc>
+          <w:tcPr/>
+          <w:p>
+            <w:pPr>
+              <w:pStyle w:val="Compact"/>
+            </w:pPr>
+            <w:r>
+              <w:t xml:space="preserve">G-19 </w:t>
+            </w:r>
+            <w:r>
+              <w:rPr>
+                <w:rFonts w:hint="eastAsia"/>
+              </w:rPr>
+              <w:t xml:space="preserve">时效体检</w:t>
+            </w:r>
+          </w:p>
+        </w:tc>
+        <w:tc>
+          <w:tcPr/>
+          <w:p>
+            <w:pPr>
+              <w:pStyle w:val="Compact"/>
+            </w:pPr>
+            <w:r>
+              <w:rPr>
+                <w:rFonts w:hint="eastAsia"/>
+              </w:rPr>
+              <w:t xml:space="preserve">附录</w:t>
+            </w:r>
+            <w:r>
+              <w:t xml:space="preserve"> B-5 Prompt </w:t>
+            </w:r>
+            <w:r>
+              <w:rPr>
+                <w:rFonts w:hint="eastAsia"/>
+              </w:rPr>
+              <w:t xml:space="preserve">卡、附录</w:t>
+            </w:r>
+            <w:r>
+              <w:t xml:space="preserve"> C-4 </w:t>
+            </w:r>
+            <w:r>
+              <w:rPr>
+                <w:rFonts w:hint="eastAsia"/>
+              </w:rPr>
+              <w:t xml:space="preserve">配套页面</w:t>
+            </w:r>
+          </w:p>
+        </w:tc>
+        <w:tc>
+          <w:tcPr/>
+          <w:p>
+            <w:pPr>
+              <w:pStyle w:val="Compact"/>
+            </w:pPr>
+            <w:r>
+              <w:rPr>
+                <w:rFonts w:hint="eastAsia"/>
+              </w:rPr>
+              <w:t xml:space="preserve">结课自主任务与核验实操</w:t>
             </w:r>
           </w:p>
         </w:tc>
